--- a/Deutsch_7A/Zeitformen_Zeitstrahl/Verlaufsplan_Zeitformen_Zeitstrahl.docx
+++ b/Deutsch_7A/Zeitformen_Zeitstrahl/Verlaufsplan_Zeitformen_Zeitstrahl.docx
@@ -189,7 +189,7 @@
                 <w:sz w:val="19"/>
                 <w:szCs w:val="19"/>
               </w:rPr>
-              <w:t xml:space="preserve">Klasse 7A, ausschließlich Leistungssportler (Judo, Handball, Gewichtheben). Alle hatten am vergangenen Wochenende Wettkämpfe.</w:t>
+              <w:t xml:space="preserve">Klasse 7A, ausschließlich Leistungssportler (Judo, Handball, Gewichtheben). Alle hatten am vergangenen Wochenende Wettkämpfe. Satzstreifen am Zeitstrahl und die Kreide-Kette kennt die Klasse und hat sie in der letzten Stunde gut angenommen.</w:t>
             </w:r>
           </w:p>
         </w:tc>
@@ -261,7 +261,7 @@
                 <w:sz w:val="19"/>
                 <w:szCs w:val="19"/>
               </w:rPr>
-              <w:t xml:space="preserve">Die Schülerinnen und Schüler ordnen Sätze über ihr Wettkampfwochenende begründet den fünf bekannten Tempora auf einem Zeitstrahl zu und reflektieren, dass die Wahl der Zeitform vom Zeitbezug und von der Textsorte (geschrieben oder gesprochen) abhängt.</w:t>
+              <w:t xml:space="preserve">Die Schülerinnen und Schüler erarbeiten an einem Mustertext über einen Wettkampf die zeitliche Abfolge der fünf bekannten Tempora und deren Bildung als Übersicht und wenden sie in einem eigenen zusammenhängenden Text über ihr Wettkampfwochenende an.</w:t>
             </w:r>
           </w:p>
         </w:tc>
@@ -347,7 +347,7 @@
                 <w:sz w:val="19"/>
                 <w:szCs w:val="19"/>
               </w:rPr>
-              <w:t xml:space="preserve">TZ 1  bestimmen die Zeitform eines Satzes anhand ihrer Bildung (Hilfsverb + Partizip II bzw. Infinitiv) und begründen sie mit Fachbegriffen,</w:t>
+              <w:t xml:space="preserve">TZ 1  ordnen die Sätze eines Mustertextes am Zeitstrahl (vorher – Vergangenheit – jetzt – Zukunft),</w:t>
             </w:r>
           </w:p>
           <w:p>
@@ -361,7 +361,7 @@
                 <w:sz w:val="19"/>
                 <w:szCs w:val="19"/>
               </w:rPr>
-              <w:t xml:space="preserve">TZ 2  ordnen die Tempora zeitlich ein (vorher – Vergangenheit – jetzt – Zukunft),</w:t>
+              <w:t xml:space="preserve">TZ 2  ordnen jedem Abschnitt Zeitform und Bauplan zu (Hilfsverb + Partizip II bzw. Infinitiv) und begründen dies am Satz,</w:t>
             </w:r>
           </w:p>
           <w:p>
@@ -375,7 +375,7 @@
                 <w:sz w:val="19"/>
                 <w:szCs w:val="19"/>
               </w:rPr>
-              <w:t xml:space="preserve">TZ 3  erkennen, dass man Vergangenes schriftlich im Präteritum, mündlich meist im Perfekt erzählt und die Vorgeschichte im Plusquamperfekt steht,</w:t>
+              <w:t xml:space="preserve">TZ 3  sichern die Übersicht in einer Tabelle im Heft,</w:t>
             </w:r>
           </w:p>
           <w:p>
@@ -389,7 +389,7 @@
                 <w:sz w:val="19"/>
                 <w:szCs w:val="19"/>
               </w:rPr>
-              <w:t xml:space="preserve">TZ 4  wenden dieses Wissen an, indem sie falsche Verbformen in einem Bericht für die Vereinszeitung verbessern und begründen.</w:t>
+              <w:t xml:space="preserve">TZ 4  schreiben mithilfe von Formulierungshilfen einen eigenen Text, in dem alle fünf Zeitformen passend vorkommen (Exit-Ticket).</w:t>
             </w:r>
           </w:p>
         </w:tc>
@@ -699,7 +699,7 @@
                 <w:sz w:val="19"/>
                 <w:szCs w:val="19"/>
               </w:rPr>
-              <w:t xml:space="preserve">0′–4′</w:t>
+              <w:t xml:space="preserve">0′–3′</w:t>
             </w:r>
           </w:p>
         </w:tc>
@@ -802,7 +802,7 @@
                 <w:sz w:val="19"/>
                 <w:szCs w:val="19"/>
               </w:rPr>
-              <w:t xml:space="preserve">zwei bis drei erzählen mündlich – erfahrungsgemäß im Perfekt.</w:t>
+              <w:t xml:space="preserve">zwei bis drei erzählen mündlich.</w:t>
             </w:r>
           </w:p>
           <w:p>
@@ -827,7 +827,7 @@
                 <w:sz w:val="19"/>
                 <w:szCs w:val="19"/>
               </w:rPr>
-              <w:t xml:space="preserve">greift das auf: „Ihr habt gerade im Perfekt erzählt. In der Vereinszeitung klingt das anders.“ Zeigt den Zeitstrahl und acht ungeordnete Satzstreifen aus drei Texten (Sprachnachricht, Vereinszeitung, Post). Stundenfrage an der Tafel: „Welche Zeitform wann?“</w:t>
+              <w:t xml:space="preserve">leitet über: „Heute schreibt ihr euer Wochenende auf – mit allen Zeitformen. Zuerst schauen wir uns an, wie das bei einer Judoka aussieht.“ Stundenfrage an der Tafel: „Welche Zeitform wann?“</w:t>
             </w:r>
           </w:p>
         </w:tc>
@@ -891,21 +891,7 @@
                 <w:sz w:val="19"/>
                 <w:szCs w:val="19"/>
               </w:rPr>
-              <w:t xml:space="preserve">Tafel: Zeitstrahl (vorgezeichnet)</w:t>
-            </w:r>
-          </w:p>
-          <w:p>
-            <w:pPr>
-              <w:spacing w:after="50" w:before="0"/>
-            </w:pPr>
-            <w:r>
-              <w:rPr>
-                <w:rFonts w:ascii="Calibri" w:cs="Calibri" w:eastAsia="Calibri" w:hAnsi="Calibri"/>
-                <w:color w:val="000000"/>
-                <w:sz w:val="19"/>
-                <w:szCs w:val="19"/>
-              </w:rPr>
-              <w:t xml:space="preserve">8 Satzstreifen mit Magneten (Großformat)</w:t>
+              <w:t xml:space="preserve">Tafel: Zeitstrahl (vorgezeichnet), Stundenfrage</w:t>
             </w:r>
           </w:p>
         </w:tc>
@@ -951,7 +937,7 @@
                 <w:sz w:val="19"/>
                 <w:szCs w:val="19"/>
               </w:rPr>
-              <w:t xml:space="preserve">Die spontane Verwendung des Perfekts wird zum Anlass für die spätere Reflexion der Sprachverwendung (integrativer Zugang).</w:t>
+              <w:t xml:space="preserve">Transparenz: Das Ziel der Stunde (eigener Text) wird zu Beginn genannt.</w:t>
             </w:r>
           </w:p>
         </w:tc>
@@ -991,7 +977,7 @@
                 <w:sz w:val="19"/>
                 <w:szCs w:val="19"/>
               </w:rPr>
-              <w:t xml:space="preserve">4′–17′</w:t>
+              <w:t xml:space="preserve">3′–12′</w:t>
             </w:r>
           </w:p>
         </w:tc>
@@ -1026,7 +1012,7 @@
                 <w:sz w:val="19"/>
                 <w:szCs w:val="19"/>
               </w:rPr>
-              <w:t xml:space="preserve">Erarbeitung I: Zeitstrahl</w:t>
+              <w:t xml:space="preserve">Erarbeitung I: Mustertext am Zeitstrahl</w:t>
             </w:r>
           </w:p>
         </w:tc>
@@ -1069,7 +1055,7 @@
                 <w:sz w:val="19"/>
                 <w:szCs w:val="19"/>
               </w:rPr>
-              <w:t xml:space="preserve">teilt den Schnipsel „Die Zeitformen am Zeitstrahl“ aus, gibt die feste Ansage: „Wer drankommt, hängt einen Streifen an den Zeitstrahl, markiert und begründet. Alle prüfen mit und tragen ein.“</w:t>
+              <w:t xml:space="preserve">hängt sieben Satzstreifen eines Mustertextes gemischt an den Rand; Ansage: „Wer drankommt, hängt einen Streifen an die richtige Stelle am Zeitstrahl und markiert die Verbformen. Alle prüfen mit.“</w:t>
             </w:r>
           </w:p>
           <w:p>
@@ -1094,32 +1080,7 @@
                 <w:sz w:val="19"/>
                 <w:szCs w:val="19"/>
               </w:rPr>
-              <w:t xml:space="preserve">Magnet-Kette: Nacheinander hängt jeweils eine Schülerin oder ein Schüler einen Streifen an den Zeitstrahl, markiert Hilfsverb rot, Partizip II gelb, Infinitiv blau bzw. unterstreicht das finite Verb, nennt die Zeitform und begründet sie („Plusquamperfekt, weil hatte + Partizip II“).</w:t>
-            </w:r>
-          </w:p>
-          <w:p>
-            <w:pPr>
-              <w:spacing w:after="50" w:before="0"/>
-            </w:pPr>
-            <w:r>
-              <w:rPr>
-                <w:rFonts w:ascii="Calibri" w:cs="Calibri" w:eastAsia="Calibri" w:hAnsi="Calibri"/>
-                <w:b/>
-                <w:bCs/>
-                <w:color w:val="C77C12"/>
-                <w:sz w:val="19"/>
-                <w:szCs w:val="19"/>
-              </w:rPr>
-              <w:t xml:space="preserve">S: </w:t>
-            </w:r>
-            <w:r>
-              <w:rPr>
-                <w:rFonts w:ascii="Calibri" w:cs="Calibri" w:eastAsia="Calibri" w:hAnsi="Calibri"/>
-                <w:color w:val="000000"/>
-                <w:sz w:val="19"/>
-                <w:szCs w:val="19"/>
-              </w:rPr>
-              <w:t xml:space="preserve">Die übrigen prüfen mit und tragen Zeitform und einen Beispielsatz in den Schnipsel ein.</w:t>
+              <w:t xml:space="preserve">Magnet-Kette: ordnen die Sätze am Zeitstrahl (vorher – Vergangenheit – jetzt – Zukunft), markieren Hilfsverb rot, Partizip II gelb, Infinitiv blau bzw. unterstreichen das finite Verb und begründen mit den Zeitangaben („Vor dem Turnier …“).</w:t>
             </w:r>
           </w:p>
           <w:p>
@@ -1144,7 +1105,7 @@
                 <w:sz w:val="19"/>
                 <w:szCs w:val="19"/>
               </w:rPr>
-              <w:t xml:space="preserve">lässt im Anschluss den Bauplan jeder Zeitform nennen; S ergänzen die Zeile „Bauplan“.</w:t>
+              <w:t xml:space="preserve">gibt beim Trainer-Satz vor: „Wer erzählt, schreibt im Präteritum. Wer spricht – wie der Trainer –, nimmt das Perfekt.“</w:t>
             </w:r>
           </w:p>
         </w:tc>
@@ -1222,35 +1183,21 @@
                 <w:sz w:val="19"/>
                 <w:szCs w:val="19"/>
               </w:rPr>
-              <w:t xml:space="preserve">Satzstreifen, Kreide rot/gelb/blau</w:t>
-            </w:r>
-          </w:p>
-          <w:p>
-            <w:pPr>
-              <w:spacing w:after="50" w:before="0"/>
-            </w:pPr>
-            <w:r>
-              <w:rPr>
-                <w:rFonts w:ascii="Calibri" w:cs="Calibri" w:eastAsia="Calibri" w:hAnsi="Calibri"/>
-                <w:color w:val="000000"/>
-                <w:sz w:val="19"/>
-                <w:szCs w:val="19"/>
-              </w:rPr>
-              <w:t xml:space="preserve">Schnipsel 1 (Zeitstrahl)</w:t>
-            </w:r>
-          </w:p>
-          <w:p>
-            <w:pPr>
-              <w:spacing w:after="50" w:before="0"/>
-            </w:pPr>
-            <w:r>
-              <w:rPr>
-                <w:rFonts w:ascii="Calibri" w:cs="Calibri" w:eastAsia="Calibri" w:hAnsi="Calibri"/>
-                <w:color w:val="000000"/>
-                <w:sz w:val="19"/>
-                <w:szCs w:val="19"/>
-              </w:rPr>
-              <w:t xml:space="preserve">Heft, Kleber, Buntstifte</w:t>
+              <w:t xml:space="preserve">7 Satzstreifen (Großformat, Magnete)</w:t>
+            </w:r>
+          </w:p>
+          <w:p>
+            <w:pPr>
+              <w:spacing w:after="50" w:before="0"/>
+            </w:pPr>
+            <w:r>
+              <w:rPr>
+                <w:rFonts w:ascii="Calibri" w:cs="Calibri" w:eastAsia="Calibri" w:hAnsi="Calibri"/>
+                <w:color w:val="000000"/>
+                <w:sz w:val="19"/>
+                <w:szCs w:val="19"/>
+              </w:rPr>
+              <w:t xml:space="preserve">Kreide rot/gelb/blau</w:t>
             </w:r>
           </w:p>
         </w:tc>
@@ -1282,49 +1229,35 @@
                 <w:sz w:val="19"/>
                 <w:szCs w:val="19"/>
               </w:rPr>
-              <w:t xml:space="preserve">Bekannte, bewährte Routine (Kreide-Kette mit Mitschreiben): Sicherheit und Aktivierung aller.</w:t>
-            </w:r>
-          </w:p>
-          <w:p>
-            <w:pPr>
-              <w:spacing w:after="50" w:before="0"/>
-            </w:pPr>
-            <w:r>
-              <w:rPr>
-                <w:rFonts w:ascii="Calibri" w:cs="Calibri" w:eastAsia="Calibri" w:hAnsi="Calibri"/>
-                <w:color w:val="000000"/>
-                <w:sz w:val="19"/>
-                <w:szCs w:val="19"/>
-              </w:rPr>
-              <w:t xml:space="preserve">Begründung über die Bildung sichert Fachbegriffe (TZ 1).</w:t>
-            </w:r>
-          </w:p>
-          <w:p>
-            <w:pPr>
-              <w:spacing w:after="50" w:before="0"/>
-            </w:pPr>
-            <w:r>
-              <w:rPr>
-                <w:rFonts w:ascii="Calibri" w:cs="Calibri" w:eastAsia="Calibri" w:hAnsi="Calibri"/>
-                <w:color w:val="000000"/>
-                <w:sz w:val="19"/>
-                <w:szCs w:val="19"/>
-              </w:rPr>
-              <w:t xml:space="preserve">Zeitstrahl statt Tafel-Tabelle – die Klasse ist tabellenmüde.</w:t>
-            </w:r>
-          </w:p>
-          <w:p>
-            <w:pPr>
-              <w:spacing w:after="50" w:before="0"/>
-            </w:pPr>
-            <w:r>
-              <w:rPr>
-                <w:rFonts w:ascii="Calibri" w:cs="Calibri" w:eastAsia="Calibri" w:hAnsi="Calibri"/>
-                <w:color w:val="000000"/>
-                <w:sz w:val="19"/>
-                <w:szCs w:val="19"/>
-              </w:rPr>
-              <w:t xml:space="preserve">Präteritum und Perfekt landen am selben Platz: bewusst erzeugter Widerspruch als Überleitung.</w:t>
+              <w:t xml:space="preserve">Vorgegebener Mustertext wie in der letzten Stunde: vertraute Methode, Fokus auf der zeitlichen Struktur (TZ 1).</w:t>
+            </w:r>
+          </w:p>
+          <w:p>
+            <w:pPr>
+              <w:spacing w:after="50" w:before="0"/>
+            </w:pPr>
+            <w:r>
+              <w:rPr>
+                <w:rFonts w:ascii="Calibri" w:cs="Calibri" w:eastAsia="Calibri" w:hAnsi="Calibri"/>
+                <w:color w:val="000000"/>
+                <w:sz w:val="19"/>
+                <w:szCs w:val="19"/>
+              </w:rPr>
+              <w:t xml:space="preserve">Die Zeitangaben am Satzanfang stützen das Ordnen und sind später Formulierungshilfe.</w:t>
+            </w:r>
+          </w:p>
+          <w:p>
+            <w:pPr>
+              <w:spacing w:after="50" w:before="0"/>
+            </w:pPr>
+            <w:r>
+              <w:rPr>
+                <w:rFonts w:ascii="Calibri" w:cs="Calibri" w:eastAsia="Calibri" w:hAnsi="Calibri"/>
+                <w:color w:val="000000"/>
+                <w:sz w:val="19"/>
+                <w:szCs w:val="19"/>
+              </w:rPr>
+              <w:t xml:space="preserve">Den Unterschied Präteritum/Perfekt gibt die Lehrkraft vor – kein eigener Entdeckungsschritt nötig.</w:t>
             </w:r>
           </w:p>
         </w:tc>
@@ -1364,7 +1297,7 @@
                 <w:sz w:val="19"/>
                 <w:szCs w:val="19"/>
               </w:rPr>
-              <w:t xml:space="preserve">17′–24′</w:t>
+              <w:t xml:space="preserve">12′–25′</w:t>
             </w:r>
           </w:p>
         </w:tc>
@@ -1399,7 +1332,7 @@
                 <w:sz w:val="19"/>
                 <w:szCs w:val="19"/>
               </w:rPr>
-              <w:t xml:space="preserve">Erarbeitung II: Reflexion + Merksatz 10</w:t>
+              <w:t xml:space="preserve">Erarbeitung II: Übersicht</w:t>
             </w:r>
           </w:p>
         </w:tc>
@@ -1442,7 +1375,7 @@
                 <w:sz w:val="19"/>
                 <w:szCs w:val="19"/>
               </w:rPr>
-              <w:t xml:space="preserve">Impuls: „Präteritum und Perfekt hängen am selben Platz. Schaut auf die Etiketten: Aus welchem Text kommen die Sätze?“</w:t>
+              <w:t xml:space="preserve">teilt den Schnipsel „Die Zeitformen im Überblick“ aus; hängt fünf Zeitform-Karten und fünf Bauplan-Karten gemischt an die Seite.</w:t>
             </w:r>
           </w:p>
           <w:p>
@@ -1467,32 +1400,7 @@
                 <w:sz w:val="19"/>
                 <w:szCs w:val="19"/>
               </w:rPr>
-              <w:t xml:space="preserve">erkennen: Vereinszeitung (geschrieben) → Präteritum, Vorgeschichte im Plusquamperfekt; Sprachnachricht (gesprochen) → Perfekt; Post über heute und morgen → Präsens, Futur I.</w:t>
-            </w:r>
-          </w:p>
-          <w:p>
-            <w:pPr>
-              <w:spacing w:after="50" w:before="0"/>
-            </w:pPr>
-            <w:r>
-              <w:rPr>
-                <w:rFonts w:ascii="Calibri" w:cs="Calibri" w:eastAsia="Calibri" w:hAnsi="Calibri"/>
-                <w:b/>
-                <w:bCs/>
-                <w:color w:val="1E2761"/>
-                <w:sz w:val="19"/>
-                <w:szCs w:val="19"/>
-              </w:rPr>
-              <w:t xml:space="preserve">L: </w:t>
-            </w:r>
-            <w:r>
-              <w:rPr>
-                <w:rFonts w:ascii="Calibri" w:cs="Calibri" w:eastAsia="Calibri" w:hAnsi="Calibri"/>
-                <w:color w:val="000000"/>
-                <w:sz w:val="19"/>
-                <w:szCs w:val="19"/>
-              </w:rPr>
-              <w:t xml:space="preserve">deckt Merksatz 10 an der Seitentafel auf.</w:t>
+              <w:t xml:space="preserve">Kreide-Kette: Nacheinander hängt jeweils eine Schülerin oder ein Schüler eine Karte über den passenden Abschnitt des Zeitstrahls (zuerst die Zeitformen, dann die Baupläne) und begründet am Satz darunter („hatte + trainiert: Hilfsverb im Präteritum + Partizip II“). Falsch Gehängtes stellt der Nächste um.</w:t>
             </w:r>
           </w:p>
           <w:p>
@@ -1517,7 +1425,7 @@
                 <w:sz w:val="19"/>
                 <w:szCs w:val="19"/>
               </w:rPr>
-              <w:t xml:space="preserve">schreiben Merksatz 10 ins Heft ab und rahmen ihn rot ein.</w:t>
+              <w:t xml:space="preserve">Die übrigen ergänzen gleichzeitig die Tabelle: Zeitform, Bauplan, Beispielsatz aus dem Text.</w:t>
             </w:r>
           </w:p>
         </w:tc>
@@ -1549,7 +1457,7 @@
                 <w:sz w:val="19"/>
                 <w:szCs w:val="19"/>
               </w:rPr>
-              <w:t xml:space="preserve">UG</w:t>
+              <w:t xml:space="preserve">EA an der Tafel</w:t>
             </w:r>
           </w:p>
           <w:p>
@@ -1595,35 +1503,35 @@
                 <w:sz w:val="19"/>
                 <w:szCs w:val="19"/>
               </w:rPr>
-              <w:t xml:space="preserve">Tafel (Etiketten der Streifen)</w:t>
-            </w:r>
-          </w:p>
-          <w:p>
-            <w:pPr>
-              <w:spacing w:after="50" w:before="0"/>
-            </w:pPr>
-            <w:r>
-              <w:rPr>
-                <w:rFonts w:ascii="Calibri" w:cs="Calibri" w:eastAsia="Calibri" w:hAnsi="Calibri"/>
-                <w:color w:val="000000"/>
-                <w:sz w:val="19"/>
-                <w:szCs w:val="19"/>
-              </w:rPr>
-              <w:t xml:space="preserve">Seitentafel: Merksatz 10</w:t>
-            </w:r>
-          </w:p>
-          <w:p>
-            <w:pPr>
-              <w:spacing w:after="50" w:before="0"/>
-            </w:pPr>
-            <w:r>
-              <w:rPr>
-                <w:rFonts w:ascii="Calibri" w:cs="Calibri" w:eastAsia="Calibri" w:hAnsi="Calibri"/>
-                <w:color w:val="000000"/>
-                <w:sz w:val="19"/>
-                <w:szCs w:val="19"/>
-              </w:rPr>
-              <w:t xml:space="preserve">Heft</w:t>
+              <w:t xml:space="preserve">5 Zeitform-Karten, 5 Bauplan-Karten (Großformat, Magnete)</w:t>
+            </w:r>
+          </w:p>
+          <w:p>
+            <w:pPr>
+              <w:spacing w:after="50" w:before="0"/>
+            </w:pPr>
+            <w:r>
+              <w:rPr>
+                <w:rFonts w:ascii="Calibri" w:cs="Calibri" w:eastAsia="Calibri" w:hAnsi="Calibri"/>
+                <w:color w:val="000000"/>
+                <w:sz w:val="19"/>
+                <w:szCs w:val="19"/>
+              </w:rPr>
+              <w:t xml:space="preserve">Schnipsel 1 (Tabelle)</w:t>
+            </w:r>
+          </w:p>
+          <w:p>
+            <w:pPr>
+              <w:spacing w:after="50" w:before="0"/>
+            </w:pPr>
+            <w:r>
+              <w:rPr>
+                <w:rFonts w:ascii="Calibri" w:cs="Calibri" w:eastAsia="Calibri" w:hAnsi="Calibri"/>
+                <w:color w:val="000000"/>
+                <w:sz w:val="19"/>
+                <w:szCs w:val="19"/>
+              </w:rPr>
+              <w:t xml:space="preserve">Heft, Kleber, Buntstifte</w:t>
             </w:r>
           </w:p>
         </w:tc>
@@ -1655,21 +1563,49 @@
                 <w:sz w:val="19"/>
                 <w:szCs w:val="19"/>
               </w:rPr>
-              <w:t xml:space="preserve">Integrativer Kern: Grammatik wird in ihrer Funktion für Textsorten reflektiert (TZ 3).</w:t>
-            </w:r>
-          </w:p>
-          <w:p>
-            <w:pPr>
-              <w:spacing w:after="50" w:before="0"/>
-            </w:pPr>
-            <w:r>
-              <w:rPr>
-                <w:rFonts w:ascii="Calibri" w:cs="Calibri" w:eastAsia="Calibri" w:hAnsi="Calibri"/>
-                <w:color w:val="000000"/>
-                <w:sz w:val="19"/>
-                <w:szCs w:val="19"/>
-              </w:rPr>
-              <w:t xml:space="preserve">Merksatz wie gewohnt mit „Wofür?“ und Test.</w:t>
+              <w:t xml:space="preserve">Die Übersicht entsteht schrittweise an der Tafel und zugleich im Heft (TZ 2, TZ 3).</w:t>
+            </w:r>
+          </w:p>
+          <w:p>
+            <w:pPr>
+              <w:spacing w:after="50" w:before="0"/>
+            </w:pPr>
+            <w:r>
+              <w:rPr>
+                <w:rFonts w:ascii="Calibri" w:cs="Calibri" w:eastAsia="Calibri" w:hAnsi="Calibri"/>
+                <w:color w:val="000000"/>
+                <w:sz w:val="19"/>
+                <w:szCs w:val="19"/>
+              </w:rPr>
+              <w:t xml:space="preserve">Kreide-Kette mit Mitschreiben hat sich bewährt: Alle sind beschäftigt.</w:t>
+            </w:r>
+          </w:p>
+          <w:p>
+            <w:pPr>
+              <w:spacing w:after="50" w:before="0"/>
+            </w:pPr>
+            <w:r>
+              <w:rPr>
+                <w:rFonts w:ascii="Calibri" w:cs="Calibri" w:eastAsia="Calibri" w:hAnsi="Calibri"/>
+                <w:color w:val="000000"/>
+                <w:sz w:val="19"/>
+                <w:szCs w:val="19"/>
+              </w:rPr>
+              <w:t xml:space="preserve">Umstellen statt Anschreiben spart Zeit und macht Fehler sofort korrigierbar.</w:t>
+            </w:r>
+          </w:p>
+          <w:p>
+            <w:pPr>
+              <w:spacing w:after="50" w:before="0"/>
+            </w:pPr>
+            <w:r>
+              <w:rPr>
+                <w:rFonts w:ascii="Calibri" w:cs="Calibri" w:eastAsia="Calibri" w:hAnsi="Calibri"/>
+                <w:color w:val="000000"/>
+                <w:sz w:val="19"/>
+                <w:szCs w:val="19"/>
+              </w:rPr>
+              <w:t xml:space="preserve">Tabelle auf dem Schnipsel statt an der Tafel – an der Tafel entsteht sie aus Karten.</w:t>
             </w:r>
           </w:p>
         </w:tc>
@@ -1709,7 +1645,7 @@
                 <w:sz w:val="19"/>
                 <w:szCs w:val="19"/>
               </w:rPr>
-              <w:t xml:space="preserve">24′–34′</w:t>
+              <w:t xml:space="preserve">25′–40′</w:t>
             </w:r>
           </w:p>
         </w:tc>
@@ -1744,7 +1680,7 @@
                 <w:sz w:val="19"/>
                 <w:szCs w:val="19"/>
               </w:rPr>
-              <w:t xml:space="preserve">Anwendung: Fehlertext</w:t>
+              <w:t xml:space="preserve">Anwendung: eigener Text (Exit-Ticket)</w:t>
             </w:r>
           </w:p>
         </w:tc>
@@ -1787,7 +1723,7 @@
                 <w:sz w:val="19"/>
                 <w:szCs w:val="19"/>
               </w:rPr>
-              <w:t xml:space="preserve">teilt Schnipsel Ü12 aus; Auftrag steht im gewohnten Format an der Tafel. Geht herum und unterstützt.</w:t>
+              <w:t xml:space="preserve">teilt das Exit-Ticket aus; Auftrag: „Schreibt 5–7 Sätze über euren Wettkampf am Wochenende – nach dem Muster an der Tafel. Jede Zeitform kommt mindestens einmal vor.“ Geht herum und unterstützt.</w:t>
             </w:r>
           </w:p>
           <w:p>
@@ -1812,32 +1748,7 @@
                 <w:sz w:val="19"/>
                 <w:szCs w:val="19"/>
               </w:rPr>
-              <w:t xml:space="preserve">lesen den Bericht eines Teamkollegen für die Vereinszeitung, unterstreichen die vier falschen Verbformen, schreiben die richtige Form darüber und begründen einen Fehler im Heft („… ist falsch, weil …“).</w:t>
-            </w:r>
-          </w:p>
-          <w:p>
-            <w:pPr>
-              <w:spacing w:after="50" w:before="0"/>
-            </w:pPr>
-            <w:r>
-              <w:rPr>
-                <w:rFonts w:ascii="Calibri" w:cs="Calibri" w:eastAsia="Calibri" w:hAnsi="Calibri"/>
-                <w:b/>
-                <w:bCs/>
-                <w:color w:val="C77C12"/>
-                <w:sz w:val="19"/>
-                <w:szCs w:val="19"/>
-              </w:rPr>
-              <w:t xml:space="preserve">S: </w:t>
-            </w:r>
-            <w:r>
-              <w:rPr>
-                <w:rFonts w:ascii="Calibri" w:cs="Calibri" w:eastAsia="Calibri" w:hAnsi="Calibri"/>
-                <w:color w:val="000000"/>
-                <w:sz w:val="19"/>
-                <w:szCs w:val="19"/>
-              </w:rPr>
-              <w:t xml:space="preserve">Zusatz für Schnelle: ein Satz im Plusquamperfekt zur Vorgeschichte des eigenen Wettkampfs.</w:t>
+              <w:t xml:space="preserve">schreiben einen zusammenhängenden Text, gestützt durch Satzanfänge je Abschnitt, Präteritumformen der Sportverben und den Mustertext an der Tafel; markieren die Verbformen und haken die Checkliste ab.</w:t>
             </w:r>
           </w:p>
         </w:tc>
@@ -1901,21 +1812,21 @@
                 <w:sz w:val="19"/>
                 <w:szCs w:val="19"/>
               </w:rPr>
-              <w:t xml:space="preserve">Schnipsel 2 (Ü12)</w:t>
-            </w:r>
-          </w:p>
-          <w:p>
-            <w:pPr>
-              <w:spacing w:after="50" w:before="0"/>
-            </w:pPr>
-            <w:r>
-              <w:rPr>
-                <w:rFonts w:ascii="Calibri" w:cs="Calibri" w:eastAsia="Calibri" w:hAnsi="Calibri"/>
-                <w:color w:val="000000"/>
-                <w:sz w:val="19"/>
-                <w:szCs w:val="19"/>
-              </w:rPr>
-              <w:t xml:space="preserve">Heft</w:t>
+              <w:t xml:space="preserve">Exit-Ticket mit Formulierungshilfen</w:t>
+            </w:r>
+          </w:p>
+          <w:p>
+            <w:pPr>
+              <w:spacing w:after="50" w:before="0"/>
+            </w:pPr>
+            <w:r>
+              <w:rPr>
+                <w:rFonts w:ascii="Calibri" w:cs="Calibri" w:eastAsia="Calibri" w:hAnsi="Calibri"/>
+                <w:color w:val="000000"/>
+                <w:sz w:val="19"/>
+                <w:szCs w:val="19"/>
+              </w:rPr>
+              <w:t xml:space="preserve">Tafel (Mustertext und Übersicht)</w:t>
             </w:r>
           </w:p>
         </w:tc>
@@ -1947,35 +1858,35 @@
                 <w:sz w:val="19"/>
                 <w:szCs w:val="19"/>
               </w:rPr>
-              <w:t xml:space="preserve">Fehleranalyse statt Lückentext: altersgerecht, verlangt Begründung (TZ 4).</w:t>
-            </w:r>
-          </w:p>
-          <w:p>
-            <w:pPr>
-              <w:spacing w:after="50" w:before="0"/>
-            </w:pPr>
-            <w:r>
-              <w:rPr>
-                <w:rFonts w:ascii="Calibri" w:cs="Calibri" w:eastAsia="Calibri" w:hAnsi="Calibri"/>
-                <w:color w:val="000000"/>
-                <w:sz w:val="19"/>
-                <w:szCs w:val="19"/>
-              </w:rPr>
-              <w:t xml:space="preserve">Die Fehler spiegeln typische Schwierigkeiten: Perfekt statt Präteritum, unregelmäßiges Präteritum, falsches Hilfsverb.</w:t>
-            </w:r>
-          </w:p>
-          <w:p>
-            <w:pPr>
-              <w:spacing w:after="50" w:before="0"/>
-            </w:pPr>
-            <w:r>
-              <w:rPr>
-                <w:rFonts w:ascii="Calibri" w:cs="Calibri" w:eastAsia="Calibri" w:hAnsi="Calibri"/>
-                <w:color w:val="000000"/>
-                <w:sz w:val="19"/>
-                <w:szCs w:val="19"/>
-              </w:rPr>
-              <w:t xml:space="preserve">Zusatzaufgabe als Binnendifferenzierung.</w:t>
+              <w:t xml:space="preserve">Transfer: Die Schüler machen den Mustertext mit eigenem Inhalt nach (TZ 4).</w:t>
+            </w:r>
+          </w:p>
+          <w:p>
+            <w:pPr>
+              <w:spacing w:after="50" w:before="0"/>
+            </w:pPr>
+            <w:r>
+              <w:rPr>
+                <w:rFonts w:ascii="Calibri" w:cs="Calibri" w:eastAsia="Calibri" w:hAnsi="Calibri"/>
+                <w:color w:val="000000"/>
+                <w:sz w:val="19"/>
+                <w:szCs w:val="19"/>
+              </w:rPr>
+              <w:t xml:space="preserve">Formulierungshilfen und Mustertext stützen schwächere Schreiber; Checkliste zur Selbstkontrolle.</w:t>
+            </w:r>
+          </w:p>
+          <w:p>
+            <w:pPr>
+              <w:spacing w:after="50" w:before="0"/>
+            </w:pPr>
+            <w:r>
+              <w:rPr>
+                <w:rFonts w:ascii="Calibri" w:cs="Calibri" w:eastAsia="Calibri" w:hAnsi="Calibri"/>
+                <w:color w:val="000000"/>
+                <w:sz w:val="19"/>
+                <w:szCs w:val="19"/>
+              </w:rPr>
+              <w:t xml:space="preserve">Das Exit-Ticket zeigt der Lehrkraft den Lernstand jedes Einzelnen – Grundlage für die nächste Stunde.</w:t>
             </w:r>
           </w:p>
         </w:tc>
@@ -2015,7 +1926,7 @@
                 <w:sz w:val="19"/>
                 <w:szCs w:val="19"/>
               </w:rPr>
-              <w:t xml:space="preserve">34′–42′</w:t>
+              <w:t xml:space="preserve">40′–45′</w:t>
             </w:r>
           </w:p>
         </w:tc>
@@ -2080,6 +1991,31 @@
                 <w:rFonts w:ascii="Calibri" w:cs="Calibri" w:eastAsia="Calibri" w:hAnsi="Calibri"/>
                 <w:b/>
                 <w:bCs/>
+                <w:color w:val="C77C12"/>
+                <w:sz w:val="19"/>
+                <w:szCs w:val="19"/>
+              </w:rPr>
+              <w:t xml:space="preserve">S: </w:t>
+            </w:r>
+            <w:r>
+              <w:rPr>
+                <w:rFonts w:ascii="Calibri" w:cs="Calibri" w:eastAsia="Calibri" w:hAnsi="Calibri"/>
+                <w:color w:val="000000"/>
+                <w:sz w:val="19"/>
+                <w:szCs w:val="19"/>
+              </w:rPr>
+              <w:t xml:space="preserve">zwei lesen ihren Text vor; die Klasse zeigt am Zeitstrahl, in welchem Abschnitt der Text gerade ist, und nennt die Zeitform.</w:t>
+            </w:r>
+          </w:p>
+          <w:p>
+            <w:pPr>
+              <w:spacing w:after="50" w:before="0"/>
+            </w:pPr>
+            <w:r>
+              <w:rPr>
+                <w:rFonts w:ascii="Calibri" w:cs="Calibri" w:eastAsia="Calibri" w:hAnsi="Calibri"/>
+                <w:b/>
+                <w:bCs/>
                 <w:color w:val="1E2761"/>
                 <w:sz w:val="19"/>
                 <w:szCs w:val="19"/>
@@ -2093,57 +2029,7 @@
                 <w:sz w:val="19"/>
                 <w:szCs w:val="19"/>
               </w:rPr>
-              <w:t xml:space="preserve">hängt die vier Fehlersätze als Streifen auf.</w:t>
-            </w:r>
-          </w:p>
-          <w:p>
-            <w:pPr>
-              <w:spacing w:after="50" w:before="0"/>
-            </w:pPr>
-            <w:r>
-              <w:rPr>
-                <w:rFonts w:ascii="Calibri" w:cs="Calibri" w:eastAsia="Calibri" w:hAnsi="Calibri"/>
-                <w:b/>
-                <w:bCs/>
-                <w:color w:val="C77C12"/>
-                <w:sz w:val="19"/>
-                <w:szCs w:val="19"/>
-              </w:rPr>
-              <w:t xml:space="preserve">S: </w:t>
-            </w:r>
-            <w:r>
-              <w:rPr>
-                <w:rFonts w:ascii="Calibri" w:cs="Calibri" w:eastAsia="Calibri" w:hAnsi="Calibri"/>
-                <w:color w:val="000000"/>
-                <w:sz w:val="19"/>
-                <w:szCs w:val="19"/>
-              </w:rPr>
-              <w:t xml:space="preserve">Kreide-Kette: schreiben die richtige Verbform unter den Streifen und begründen mündlich mit Fachbegriffen.</w:t>
-            </w:r>
-          </w:p>
-          <w:p>
-            <w:pPr>
-              <w:spacing w:after="50" w:before="0"/>
-            </w:pPr>
-            <w:r>
-              <w:rPr>
-                <w:rFonts w:ascii="Calibri" w:cs="Calibri" w:eastAsia="Calibri" w:hAnsi="Calibri"/>
-                <w:b/>
-                <w:bCs/>
-                <w:color w:val="C77C12"/>
-                <w:sz w:val="19"/>
-                <w:szCs w:val="19"/>
-              </w:rPr>
-              <w:t xml:space="preserve">S: </w:t>
-            </w:r>
-            <w:r>
-              <w:rPr>
-                <w:rFonts w:ascii="Calibri" w:cs="Calibri" w:eastAsia="Calibri" w:hAnsi="Calibri"/>
-                <w:color w:val="000000"/>
-                <w:sz w:val="19"/>
-                <w:szCs w:val="19"/>
-              </w:rPr>
-              <w:t xml:space="preserve">vergleichen und verbessern im Schnipsel mit Grün.</w:t>
+              <w:t xml:space="preserve">beantwortet mit der Klasse die Stundenfrage in einem Satz und sammelt die Exit-Tickets ein.</w:t>
             </w:r>
           </w:p>
         </w:tc>
@@ -2175,20 +2061,6 @@
                 <w:sz w:val="19"/>
                 <w:szCs w:val="19"/>
               </w:rPr>
-              <w:t xml:space="preserve">EA an der Tafel</w:t>
-            </w:r>
-          </w:p>
-          <w:p>
-            <w:pPr>
-              <w:spacing w:after="50" w:before="0"/>
-            </w:pPr>
-            <w:r>
-              <w:rPr>
-                <w:rFonts w:ascii="Calibri" w:cs="Calibri" w:eastAsia="Calibri" w:hAnsi="Calibri"/>
-                <w:color w:val="000000"/>
-                <w:sz w:val="19"/>
-                <w:szCs w:val="19"/>
-              </w:rPr>
               <w:t xml:space="preserve">UG</w:t>
             </w:r>
           </w:p>
@@ -2221,21 +2093,21 @@
                 <w:sz w:val="19"/>
                 <w:szCs w:val="19"/>
               </w:rPr>
-              <w:t xml:space="preserve">4 Fehlerstreifen</w:t>
-            </w:r>
-          </w:p>
-          <w:p>
-            <w:pPr>
-              <w:spacing w:after="50" w:before="0"/>
-            </w:pPr>
-            <w:r>
-              <w:rPr>
-                <w:rFonts w:ascii="Calibri" w:cs="Calibri" w:eastAsia="Calibri" w:hAnsi="Calibri"/>
-                <w:color w:val="000000"/>
-                <w:sz w:val="19"/>
-                <w:szCs w:val="19"/>
-              </w:rPr>
-              <w:t xml:space="preserve">Kreide, grüne Stifte</w:t>
+              <w:t xml:space="preserve">Tafel</w:t>
+            </w:r>
+          </w:p>
+          <w:p>
+            <w:pPr>
+              <w:spacing w:after="50" w:before="0"/>
+            </w:pPr>
+            <w:r>
+              <w:rPr>
+                <w:rFonts w:ascii="Calibri" w:cs="Calibri" w:eastAsia="Calibri" w:hAnsi="Calibri"/>
+                <w:color w:val="000000"/>
+                <w:sz w:val="19"/>
+                <w:szCs w:val="19"/>
+              </w:rPr>
+              <w:t xml:space="preserve">Exit-Tickets</w:t>
             </w:r>
           </w:p>
         </w:tc>
@@ -2267,21 +2139,21 @@
                 <w:sz w:val="19"/>
                 <w:szCs w:val="19"/>
               </w:rPr>
-              <w:t xml:space="preserve">Rückbezug auf Zeitstrahl und Merksatz 10.</w:t>
-            </w:r>
-          </w:p>
-          <w:p>
-            <w:pPr>
-              <w:spacing w:after="50" w:before="0"/>
-            </w:pPr>
-            <w:r>
-              <w:rPr>
-                <w:rFonts w:ascii="Calibri" w:cs="Calibri" w:eastAsia="Calibri" w:hAnsi="Calibri"/>
-                <w:color w:val="000000"/>
-                <w:sz w:val="19"/>
-                <w:szCs w:val="19"/>
-              </w:rPr>
-              <w:t xml:space="preserve">Verbessern mit Grün macht den Lernzuwachs im Heft sichtbar.</w:t>
+              <w:t xml:space="preserve">Die zeitliche Struktur wird am eigenen Text hörbar.</w:t>
+            </w:r>
+          </w:p>
+          <w:p>
+            <w:pPr>
+              <w:spacing w:after="50" w:before="0"/>
+            </w:pPr>
+            <w:r>
+              <w:rPr>
+                <w:rFonts w:ascii="Calibri" w:cs="Calibri" w:eastAsia="Calibri" w:hAnsi="Calibri"/>
+                <w:color w:val="000000"/>
+                <w:sz w:val="19"/>
+                <w:szCs w:val="19"/>
+              </w:rPr>
+              <w:t xml:space="preserve">Rückbezug auf die Stundenfrage rundet die Stunde ab.</w:t>
             </w:r>
           </w:p>
         </w:tc>
@@ -2321,7 +2193,7 @@
                 <w:sz w:val="19"/>
                 <w:szCs w:val="19"/>
               </w:rPr>
-              <w:t xml:space="preserve">42′–45′</w:t>
+              <w:t xml:space="preserve">opt.</w:t>
             </w:r>
           </w:p>
         </w:tc>
@@ -2356,7 +2228,7 @@
                 <w:sz w:val="19"/>
                 <w:szCs w:val="19"/>
               </w:rPr>
-              <w:t xml:space="preserve">Ausblick / Hausaufgabe</w:t>
+              <w:t xml:space="preserve">Didaktische Reserve / Kürzung</w:t>
             </w:r>
           </w:p>
         </w:tc>
@@ -2386,245 +2258,6 @@
                 <w:rFonts w:ascii="Calibri" w:cs="Calibri" w:eastAsia="Calibri" w:hAnsi="Calibri"/>
                 <w:b/>
                 <w:bCs/>
-                <w:color w:val="1E2761"/>
-                <w:sz w:val="19"/>
-                <w:szCs w:val="19"/>
-              </w:rPr>
-              <w:t xml:space="preserve">L: </w:t>
-            </w:r>
-            <w:r>
-              <w:rPr>
-                <w:rFonts w:ascii="Calibri" w:cs="Calibri" w:eastAsia="Calibri" w:hAnsi="Calibri"/>
-                <w:color w:val="000000"/>
-                <w:sz w:val="19"/>
-                <w:szCs w:val="19"/>
-              </w:rPr>
-              <w:t xml:space="preserve">beantwortet mit der Klasse die Stundenfrage noch einmal in einem Satz.</w:t>
-            </w:r>
-          </w:p>
-          <w:p>
-            <w:pPr>
-              <w:spacing w:after="50" w:before="0"/>
-            </w:pPr>
-            <w:r>
-              <w:rPr>
-                <w:rFonts w:ascii="Calibri" w:cs="Calibri" w:eastAsia="Calibri" w:hAnsi="Calibri"/>
-                <w:b/>
-                <w:bCs/>
-                <w:color w:val="1E2761"/>
-                <w:sz w:val="19"/>
-                <w:szCs w:val="19"/>
-              </w:rPr>
-              <w:t xml:space="preserve">L: </w:t>
-            </w:r>
-            <w:r>
-              <w:rPr>
-                <w:rFonts w:ascii="Calibri" w:cs="Calibri" w:eastAsia="Calibri" w:hAnsi="Calibri"/>
-                <w:color w:val="000000"/>
-                <w:sz w:val="19"/>
-                <w:szCs w:val="19"/>
-              </w:rPr>
-              <w:t xml:space="preserve">Hausaufgabe: „Schreibt euren Bericht über dieses Wochenende für die Vereinszeitung – im Präteritum, die Vorgeschichte im Plusquamperfekt.“ (Schreibrahmen Ü11)</w:t>
-            </w:r>
-          </w:p>
-        </w:tc>
-        <w:tc>
-          <w:tcPr>
-            <w:tcW w:type="dxa" w:w="1550"/>
-            <w:tcBorders>
-              <w:top w:val="single" w:color="B9C6E8" w:sz="6"/>
-              <w:left w:val="single" w:color="B9C6E8" w:sz="6"/>
-              <w:bottom w:val="single" w:color="B9C6E8" w:sz="6"/>
-              <w:right w:val="single" w:color="B9C6E8" w:sz="6"/>
-            </w:tcBorders>
-            <w:tcMar>
-              <w:top w:type="dxa" w:w="80"/>
-              <w:left w:type="dxa" w:w="100"/>
-              <w:bottom w:type="dxa" w:w="80"/>
-              <w:right w:type="dxa" w:w="100"/>
-            </w:tcMar>
-            <w:vAlign w:val="top"/>
-          </w:tcPr>
-          <w:p>
-            <w:pPr>
-              <w:spacing w:after="50" w:before="0"/>
-            </w:pPr>
-            <w:r>
-              <w:rPr>
-                <w:rFonts w:ascii="Calibri" w:cs="Calibri" w:eastAsia="Calibri" w:hAnsi="Calibri"/>
-                <w:color w:val="000000"/>
-                <w:sz w:val="19"/>
-                <w:szCs w:val="19"/>
-              </w:rPr>
-              <w:t xml:space="preserve">UG</w:t>
-            </w:r>
-          </w:p>
-        </w:tc>
-        <w:tc>
-          <w:tcPr>
-            <w:tcW w:type="dxa" w:w="1900"/>
-            <w:tcBorders>
-              <w:top w:val="single" w:color="B9C6E8" w:sz="6"/>
-              <w:left w:val="single" w:color="B9C6E8" w:sz="6"/>
-              <w:bottom w:val="single" w:color="B9C6E8" w:sz="6"/>
-              <w:right w:val="single" w:color="B9C6E8" w:sz="6"/>
-            </w:tcBorders>
-            <w:tcMar>
-              <w:top w:type="dxa" w:w="80"/>
-              <w:left w:type="dxa" w:w="100"/>
-              <w:bottom w:type="dxa" w:w="80"/>
-              <w:right w:type="dxa" w:w="100"/>
-            </w:tcMar>
-            <w:vAlign w:val="top"/>
-          </w:tcPr>
-          <w:p>
-            <w:pPr>
-              <w:spacing w:after="50" w:before="0"/>
-            </w:pPr>
-            <w:r>
-              <w:rPr>
-                <w:rFonts w:ascii="Calibri" w:cs="Calibri" w:eastAsia="Calibri" w:hAnsi="Calibri"/>
-                <w:color w:val="000000"/>
-                <w:sz w:val="19"/>
-                <w:szCs w:val="19"/>
-              </w:rPr>
-              <w:t xml:space="preserve">Schreibrahmen Ü11 (bereits ausgeteilt)</w:t>
-            </w:r>
-          </w:p>
-        </w:tc>
-        <w:tc>
-          <w:tcPr>
-            <w:tcW w:type="dxa" w:w="3238"/>
-            <w:tcBorders>
-              <w:top w:val="single" w:color="B9C6E8" w:sz="6"/>
-              <w:left w:val="single" w:color="B9C6E8" w:sz="6"/>
-              <w:bottom w:val="single" w:color="B9C6E8" w:sz="6"/>
-              <w:right w:val="single" w:color="B9C6E8" w:sz="6"/>
-            </w:tcBorders>
-            <w:tcMar>
-              <w:top w:type="dxa" w:w="80"/>
-              <w:left w:type="dxa" w:w="100"/>
-              <w:bottom w:type="dxa" w:w="80"/>
-              <w:right w:type="dxa" w:w="100"/>
-            </w:tcMar>
-            <w:vAlign w:val="top"/>
-          </w:tcPr>
-          <w:p>
-            <w:pPr>
-              <w:spacing w:after="50" w:before="0"/>
-            </w:pPr>
-            <w:r>
-              <w:rPr>
-                <w:rFonts w:ascii="Calibri" w:cs="Calibri" w:eastAsia="Calibri" w:hAnsi="Calibri"/>
-                <w:color w:val="000000"/>
-                <w:sz w:val="19"/>
-                <w:szCs w:val="19"/>
-              </w:rPr>
-              <w:t xml:space="preserve">Transfer in die eigene Textproduktion zum realen Wettkampf.</w:t>
-            </w:r>
-          </w:p>
-        </w:tc>
-      </w:tr>
-      <w:tr>
-        <w:trPr>
-          <w:cantSplit w:val="false"/>
-        </w:trPr>
-        <w:tc>
-          <w:tcPr>
-            <w:tcW w:type="dxa" w:w="800"/>
-            <w:tcBorders>
-              <w:top w:val="single" w:color="B9C6E8" w:sz="6"/>
-              <w:left w:val="single" w:color="B9C6E8" w:sz="6"/>
-              <w:bottom w:val="single" w:color="B9C6E8" w:sz="6"/>
-              <w:right w:val="single" w:color="B9C6E8" w:sz="6"/>
-            </w:tcBorders>
-            <w:shd w:fill="F4F7FD" w:color="auto" w:val="clear"/>
-            <w:tcMar>
-              <w:top w:type="dxa" w:w="80"/>
-              <w:left w:type="dxa" w:w="100"/>
-              <w:bottom w:type="dxa" w:w="80"/>
-              <w:right w:type="dxa" w:w="100"/>
-            </w:tcMar>
-            <w:vAlign w:val="top"/>
-          </w:tcPr>
-          <w:p>
-            <w:pPr>
-              <w:spacing w:after="0" w:before="0"/>
-            </w:pPr>
-            <w:r>
-              <w:rPr>
-                <w:rFonts w:ascii="Calibri" w:cs="Calibri" w:eastAsia="Calibri" w:hAnsi="Calibri"/>
-                <w:b/>
-                <w:bCs/>
-                <w:color w:val="D9534F"/>
-                <w:sz w:val="19"/>
-                <w:szCs w:val="19"/>
-              </w:rPr>
-              <w:t xml:space="preserve">opt.</w:t>
-            </w:r>
-          </w:p>
-        </w:tc>
-        <w:tc>
-          <w:tcPr>
-            <w:tcW w:type="dxa" w:w="1650"/>
-            <w:tcBorders>
-              <w:top w:val="single" w:color="B9C6E8" w:sz="6"/>
-              <w:left w:val="single" w:color="B9C6E8" w:sz="6"/>
-              <w:bottom w:val="single" w:color="B9C6E8" w:sz="6"/>
-              <w:right w:val="single" w:color="B9C6E8" w:sz="6"/>
-            </w:tcBorders>
-            <w:shd w:fill="F4F7FD" w:color="auto" w:val="clear"/>
-            <w:tcMar>
-              <w:top w:type="dxa" w:w="80"/>
-              <w:left w:type="dxa" w:w="100"/>
-              <w:bottom w:type="dxa" w:w="80"/>
-              <w:right w:type="dxa" w:w="100"/>
-            </w:tcMar>
-            <w:vAlign w:val="top"/>
-          </w:tcPr>
-          <w:p>
-            <w:pPr>
-              <w:spacing w:after="0" w:before="0"/>
-            </w:pPr>
-            <w:r>
-              <w:rPr>
-                <w:rFonts w:ascii="Cambria" w:cs="Cambria" w:eastAsia="Cambria" w:hAnsi="Cambria"/>
-                <w:b/>
-                <w:bCs/>
-                <w:color w:val="1E2761"/>
-                <w:sz w:val="19"/>
-                <w:szCs w:val="19"/>
-              </w:rPr>
-              <w:t xml:space="preserve">Didaktische Reserve / Kürzung</w:t>
-            </w:r>
-          </w:p>
-        </w:tc>
-        <w:tc>
-          <w:tcPr>
-            <w:tcW w:type="dxa" w:w="6300"/>
-            <w:tcBorders>
-              <w:top w:val="single" w:color="B9C6E8" w:sz="6"/>
-              <w:left w:val="single" w:color="B9C6E8" w:sz="6"/>
-              <w:bottom w:val="single" w:color="B9C6E8" w:sz="6"/>
-              <w:right w:val="single" w:color="B9C6E8" w:sz="6"/>
-            </w:tcBorders>
-            <w:tcMar>
-              <w:top w:type="dxa" w:w="80"/>
-              <w:left w:type="dxa" w:w="100"/>
-              <w:bottom w:type="dxa" w:w="80"/>
-              <w:right w:type="dxa" w:w="100"/>
-            </w:tcMar>
-            <w:vAlign w:val="top"/>
-          </w:tcPr>
-          <w:p>
-            <w:pPr>
-              <w:spacing w:after="50" w:before="0"/>
-            </w:pPr>
-            <w:r>
-              <w:rPr>
-                <w:rFonts w:ascii="Calibri" w:cs="Calibri" w:eastAsia="Calibri" w:hAnsi="Calibri"/>
-                <w:b/>
-                <w:bCs/>
                 <w:color w:val="000000"/>
                 <w:sz w:val="19"/>
                 <w:szCs w:val="19"/>
@@ -2663,7 +2296,7 @@
                 <w:sz w:val="19"/>
                 <w:szCs w:val="19"/>
               </w:rPr>
-              <w:t xml:space="preserve">Wird es knapp, in der Sicherung nur zwei Fehler an der Tafel besprechen; die übrigen zu Beginn der nächsten Stunde.</w:t>
+              <w:t xml:space="preserve">Wird es knapp, schreiben die Schüler mindestens fünf Sätze (einen pro Zeitform); in der Sicherung liest nur eine Schülerin oder ein Schüler vor.</w:t>
             </w:r>
           </w:p>
         </w:tc>
@@ -2784,7 +2417,7 @@
           <w:sz w:val="23"/>
           <w:szCs w:val="23"/>
         </w:rPr>
-        <w:t xml:space="preserve">Geplantes Tafelbild</w:t>
+        <w:t xml:space="preserve">Geplantes Tafelbild (am Ende der Erarbeitung II)</w:t>
       </w:r>
     </w:p>
     <w:p>
@@ -2809,12 +2442,12 @@
           <w:sz w:val="19"/>
           <w:szCs w:val="19"/>
         </w:rPr>
-        <w:t xml:space="preserve">Welche Zeitform wann?   ·   Links und rechts: Seitentafel mit Merksatz 10 und Auftrag Ü12</w:t>
+        <w:t xml:space="preserve">Welche Zeitform wann?   ·   Karten (Zeitform, Bauplan) über den Abschnitten, darunter die Streifen des Mustertextes</w:t>
       </w:r>
     </w:p>
     <w:tbl>
       <w:tblPr>
-        <w:tblW w:type="dxa" w:w="13800"/>
+        <w:tblW w:type="dxa" w:w="14000"/>
         <w:tblBorders>
           <w:top w:val="single" w:color="auto" w:sz="4"/>
           <w:left w:val="single" w:color="auto" w:sz="4"/>
@@ -2825,9 +2458,9 @@
         </w:tblBorders>
       </w:tblPr>
       <w:tblGrid>
-        <w:gridCol w:w="2700"/>
         <w:gridCol w:w="2900"/>
-        <w:gridCol w:w="2900"/>
+        <w:gridCol w:w="2800"/>
+        <w:gridCol w:w="3000"/>
         <w:gridCol w:w="2600"/>
         <w:gridCol w:w="2700"/>
       </w:tblGrid>
@@ -2837,7 +2470,7 @@
         </w:trPr>
         <w:tc>
           <w:tcPr>
-            <w:tcW w:type="dxa" w:w="2700"/>
+            <w:tcW w:type="dxa" w:w="2900"/>
             <w:tcBorders>
               <w:top w:val="single" w:color="B9C6E8" w:sz="6"/>
               <w:left w:val="single" w:color="B9C6E8" w:sz="6"/>
@@ -2987,7 +2620,7 @@
         </w:trPr>
         <w:tc>
           <w:tcPr>
-            <w:tcW w:type="dxa" w:w="2700"/>
+            <w:tcW w:type="dxa" w:w="2900"/>
             <w:tcBorders>
               <w:top w:val="single" w:color="3D4A3F" w:sz="8"/>
               <w:left w:val="single" w:color="3D4A3F" w:sz="8"/>
@@ -3022,17 +2655,41 @@
           </w:p>
           <w:p>
             <w:pPr>
-              <w:spacing w:after="60" w:before="0"/>
+              <w:spacing w:after="70" w:before="0"/>
               <w:jc w:val="center"/>
             </w:pPr>
             <w:r>
               <w:rPr>
                 <w:rFonts w:ascii="Calibri" w:cs="Calibri" w:eastAsia="Calibri" w:hAnsi="Calibri"/>
+                <w:b/>
+                <w:bCs/>
+                <w:color w:val="D9534F"/>
+                <w:sz w:val="18"/>
+                <w:szCs w:val="18"/>
+              </w:rPr>
+              <w:t xml:space="preserve">hatte/war</w:t>
+            </w:r>
+            <w:r>
+              <w:rPr>
+                <w:rFonts w:ascii="Calibri" w:cs="Calibri" w:eastAsia="Calibri" w:hAnsi="Calibri"/>
+                <w:b/>
+                <w:bCs/>
                 <w:color w:val="5B6B8C"/>
                 <w:sz w:val="18"/>
                 <w:szCs w:val="18"/>
               </w:rPr>
-              <w:t xml:space="preserve">hatte/war + Partizip II</w:t>
+              <w:t xml:space="preserve"> + </w:t>
+            </w:r>
+            <w:r>
+              <w:rPr>
+                <w:rFonts w:ascii="Calibri" w:cs="Calibri" w:eastAsia="Calibri" w:hAnsi="Calibri"/>
+                <w:b/>
+                <w:bCs/>
+                <w:color w:val="C98A1E"/>
+                <w:sz w:val="18"/>
+                <w:szCs w:val="18"/>
+              </w:rPr>
+              <w:t xml:space="preserve">Partizip II</w:t>
             </w:r>
           </w:p>
           <w:p>
@@ -3041,23 +2698,12 @@
             </w:pPr>
             <w:r>
               <w:rPr>
-                <w:rFonts w:ascii="Calibri" w:cs="Calibri" w:eastAsia="Calibri" w:hAnsi="Calibri"/>
-                <w:b/>
-                <w:bCs/>
-                <w:color w:val="5B6B8C"/>
-                <w:sz w:val="15"/>
-                <w:szCs w:val="15"/>
-              </w:rPr>
-              <w:t xml:space="preserve">ZEITUNG  </w:t>
-            </w:r>
-            <w:r>
-              <w:rPr>
-                <w:rFonts w:ascii="Cambria" w:cs="Cambria" w:eastAsia="Cambria" w:hAnsi="Cambria"/>
-                <w:color w:val="000000"/>
-                <w:sz w:val="19"/>
-                <w:szCs w:val="19"/>
-              </w:rPr>
-              <w:t xml:space="preserve">Die Judoka </w:t>
+                <w:rFonts w:ascii="Cambria" w:cs="Cambria" w:eastAsia="Cambria" w:hAnsi="Cambria"/>
+                <w:color w:val="000000"/>
+                <w:sz w:val="19"/>
+                <w:szCs w:val="19"/>
+              </w:rPr>
+              <w:t xml:space="preserve">Vor dem Turnier </w:t>
             </w:r>
             <w:r>
               <w:rPr>
@@ -3068,16 +2714,16 @@
                 <w:sz w:val="19"/>
                 <w:szCs w:val="19"/>
               </w:rPr>
-              <w:t xml:space="preserve">hatten</w:t>
-            </w:r>
-            <w:r>
-              <w:rPr>
-                <w:rFonts w:ascii="Cambria" w:cs="Cambria" w:eastAsia="Cambria" w:hAnsi="Cambria"/>
-                <w:color w:val="000000"/>
-                <w:sz w:val="19"/>
-                <w:szCs w:val="19"/>
-              </w:rPr>
-              <w:t xml:space="preserve"> wochenlang für das Turnier </w:t>
+              <w:t xml:space="preserve">hatte</w:t>
+            </w:r>
+            <w:r>
+              <w:rPr>
+                <w:rFonts w:ascii="Cambria" w:cs="Cambria" w:eastAsia="Cambria" w:hAnsi="Cambria"/>
+                <w:color w:val="000000"/>
+                <w:sz w:val="19"/>
+                <w:szCs w:val="19"/>
+              </w:rPr>
+              <w:t xml:space="preserve"> ich wochenlang hart </w:t>
             </w:r>
             <w:r>
               <w:rPr>
@@ -3106,23 +2752,12 @@
             </w:pPr>
             <w:r>
               <w:rPr>
-                <w:rFonts w:ascii="Calibri" w:cs="Calibri" w:eastAsia="Calibri" w:hAnsi="Calibri"/>
-                <w:b/>
-                <w:bCs/>
-                <w:color w:val="5B6B8C"/>
-                <w:sz w:val="15"/>
-                <w:szCs w:val="15"/>
-              </w:rPr>
-              <w:t xml:space="preserve">ZEITUNG  </w:t>
-            </w:r>
-            <w:r>
-              <w:rPr>
-                <w:rFonts w:ascii="Cambria" w:cs="Cambria" w:eastAsia="Cambria" w:hAnsi="Cambria"/>
-                <w:color w:val="000000"/>
-                <w:sz w:val="19"/>
-                <w:szCs w:val="19"/>
-              </w:rPr>
-              <w:t xml:space="preserve">Die Handballer </w:t>
+                <w:rFonts w:ascii="Cambria" w:cs="Cambria" w:eastAsia="Cambria" w:hAnsi="Cambria"/>
+                <w:color w:val="000000"/>
+                <w:sz w:val="19"/>
+                <w:szCs w:val="19"/>
+              </w:rPr>
+              <w:t xml:space="preserve">Am Freitag </w:t>
             </w:r>
             <w:r>
               <w:rPr>
@@ -3142,7 +2777,7 @@
                 <w:sz w:val="19"/>
                 <w:szCs w:val="19"/>
               </w:rPr>
-              <w:t xml:space="preserve"> schon am Freitag </w:t>
+              <w:t xml:space="preserve"> wir mit dem Team nach Leipzig </w:t>
             </w:r>
             <w:r>
               <w:rPr>
@@ -3153,7 +2788,7 @@
                 <w:sz w:val="19"/>
                 <w:szCs w:val="19"/>
               </w:rPr>
-              <w:t xml:space="preserve">angereist</w:t>
+              <w:t xml:space="preserve">gefahren</w:t>
             </w:r>
             <w:r>
               <w:rPr>
@@ -3168,7 +2803,7 @@
         </w:tc>
         <w:tc>
           <w:tcPr>
-            <w:tcW w:type="dxa" w:w="2900"/>
+            <w:tcW w:type="dxa" w:w="2800"/>
             <w:tcBorders>
               <w:top w:val="single" w:color="3D4A3F" w:sz="8"/>
               <w:left w:val="single" w:color="3D4A3F" w:sz="8"/>
@@ -3198,22 +2833,24 @@
                 <w:sz w:val="21"/>
                 <w:szCs w:val="21"/>
               </w:rPr>
-              <w:t xml:space="preserve">Präteritum</w:t>
-            </w:r>
-          </w:p>
-          <w:p>
-            <w:pPr>
-              <w:spacing w:after="60" w:before="0"/>
+              <w:t xml:space="preserve">Präteritum (erzählt)</w:t>
+            </w:r>
+          </w:p>
+          <w:p>
+            <w:pPr>
+              <w:spacing w:after="70" w:before="0"/>
               <w:jc w:val="center"/>
             </w:pPr>
             <w:r>
               <w:rPr>
                 <w:rFonts w:ascii="Calibri" w:cs="Calibri" w:eastAsia="Calibri" w:hAnsi="Calibri"/>
+                <w:b/>
+                <w:bCs/>
                 <w:color w:val="5B6B8C"/>
                 <w:sz w:val="18"/>
                 <w:szCs w:val="18"/>
               </w:rPr>
-              <w:t xml:space="preserve">nur finites Verb · geschrieben</w:t>
+              <w:t xml:space="preserve">finites Verb im Präteritum</w:t>
             </w:r>
           </w:p>
           <w:p>
@@ -3222,23 +2859,12 @@
             </w:pPr>
             <w:r>
               <w:rPr>
-                <w:rFonts w:ascii="Calibri" w:cs="Calibri" w:eastAsia="Calibri" w:hAnsi="Calibri"/>
-                <w:b/>
-                <w:bCs/>
-                <w:color w:val="5B6B8C"/>
-                <w:sz w:val="15"/>
-                <w:szCs w:val="15"/>
-              </w:rPr>
-              <w:t xml:space="preserve">ZEITUNG  </w:t>
-            </w:r>
-            <w:r>
-              <w:rPr>
-                <w:rFonts w:ascii="Cambria" w:cs="Cambria" w:eastAsia="Cambria" w:hAnsi="Cambria"/>
-                <w:color w:val="000000"/>
-                <w:sz w:val="19"/>
-                <w:szCs w:val="19"/>
-              </w:rPr>
-              <w:t xml:space="preserve">Im Stoßen </w:t>
+                <w:rFonts w:ascii="Cambria" w:cs="Cambria" w:eastAsia="Cambria" w:hAnsi="Cambria"/>
+                <w:color w:val="000000"/>
+                <w:sz w:val="19"/>
+                <w:szCs w:val="19"/>
+              </w:rPr>
+              <w:t xml:space="preserve">Am Samstag </w:t>
             </w:r>
             <w:r>
               <w:rPr>
@@ -3250,16 +2876,16 @@
                 <w:szCs w:val="19"/>
                 <w:u w:val="single"/>
               </w:rPr>
-              <w:t xml:space="preserve">hob</w:t>
-            </w:r>
-            <w:r>
-              <w:rPr>
-                <w:rFonts w:ascii="Cambria" w:cs="Cambria" w:eastAsia="Cambria" w:hAnsi="Cambria"/>
-                <w:color w:val="000000"/>
-                <w:sz w:val="19"/>
-                <w:szCs w:val="19"/>
-              </w:rPr>
-              <w:t xml:space="preserve"> unsere Gewichtheberin 75 Kilo.</w:t>
+              <w:t xml:space="preserve">kämpfte</w:t>
+            </w:r>
+            <w:r>
+              <w:rPr>
+                <w:rFonts w:ascii="Cambria" w:cs="Cambria" w:eastAsia="Cambria" w:hAnsi="Cambria"/>
+                <w:color w:val="000000"/>
+                <w:sz w:val="19"/>
+                <w:szCs w:val="19"/>
+              </w:rPr>
+              <w:t xml:space="preserve"> ich in der Klasse bis 50 Kilo.</w:t>
             </w:r>
           </w:p>
           <w:p>
@@ -3268,23 +2894,12 @@
             </w:pPr>
             <w:r>
               <w:rPr>
-                <w:rFonts w:ascii="Calibri" w:cs="Calibri" w:eastAsia="Calibri" w:hAnsi="Calibri"/>
-                <w:b/>
-                <w:bCs/>
-                <w:color w:val="5B6B8C"/>
-                <w:sz w:val="15"/>
-                <w:szCs w:val="15"/>
-              </w:rPr>
-              <w:t xml:space="preserve">ZEITUNG  </w:t>
-            </w:r>
-            <w:r>
-              <w:rPr>
-                <w:rFonts w:ascii="Cambria" w:cs="Cambria" w:eastAsia="Cambria" w:hAnsi="Cambria"/>
-                <w:color w:val="000000"/>
-                <w:sz w:val="19"/>
-                <w:szCs w:val="19"/>
-              </w:rPr>
-              <w:t xml:space="preserve">Unsere Handballer </w:t>
+                <w:rFonts w:ascii="Cambria" w:cs="Cambria" w:eastAsia="Cambria" w:hAnsi="Cambria"/>
+                <w:color w:val="000000"/>
+                <w:sz w:val="19"/>
+                <w:szCs w:val="19"/>
+              </w:rPr>
+              <w:t xml:space="preserve">Im Finale </w:t>
             </w:r>
             <w:r>
               <w:rPr>
@@ -3296,22 +2911,57 @@
                 <w:szCs w:val="19"/>
                 <w:u w:val="single"/>
               </w:rPr>
-              <w:t xml:space="preserve">kämpften</w:t>
-            </w:r>
-            <w:r>
-              <w:rPr>
-                <w:rFonts w:ascii="Cambria" w:cs="Cambria" w:eastAsia="Cambria" w:hAnsi="Cambria"/>
-                <w:color w:val="000000"/>
-                <w:sz w:val="19"/>
-                <w:szCs w:val="19"/>
-              </w:rPr>
-              <w:t xml:space="preserve"> bis zur letzten Sekunde.</w:t>
-            </w:r>
-          </w:p>
-        </w:tc>
-        <w:tc>
-          <w:tcPr>
-            <w:tcW w:type="dxa" w:w="2900"/>
+              <w:t xml:space="preserve">verlor</w:t>
+            </w:r>
+            <w:r>
+              <w:rPr>
+                <w:rFonts w:ascii="Cambria" w:cs="Cambria" w:eastAsia="Cambria" w:hAnsi="Cambria"/>
+                <w:color w:val="000000"/>
+                <w:sz w:val="19"/>
+                <w:szCs w:val="19"/>
+              </w:rPr>
+              <w:t xml:space="preserve"> ich nur knapp.</w:t>
+            </w:r>
+          </w:p>
+          <w:p>
+            <w:pPr>
+              <w:spacing w:after="40" w:before="0"/>
+            </w:pPr>
+            <w:r>
+              <w:rPr>
+                <w:rFonts w:ascii="Cambria" w:cs="Cambria" w:eastAsia="Cambria" w:hAnsi="Cambria"/>
+                <w:color w:val="000000"/>
+                <w:sz w:val="19"/>
+                <w:szCs w:val="19"/>
+              </w:rPr>
+              <w:t xml:space="preserve">Danach </w:t>
+            </w:r>
+            <w:r>
+              <w:rPr>
+                <w:rFonts w:ascii="Cambria" w:cs="Cambria" w:eastAsia="Cambria" w:hAnsi="Cambria"/>
+                <w:b/>
+                <w:bCs/>
+                <w:color w:val="000000"/>
+                <w:sz w:val="19"/>
+                <w:szCs w:val="19"/>
+                <w:u w:val="single"/>
+              </w:rPr>
+              <w:t xml:space="preserve">sagte</w:t>
+            </w:r>
+            <w:r>
+              <w:rPr>
+                <w:rFonts w:ascii="Cambria" w:cs="Cambria" w:eastAsia="Cambria" w:hAnsi="Cambria"/>
+                <w:color w:val="000000"/>
+                <w:sz w:val="19"/>
+                <w:szCs w:val="19"/>
+              </w:rPr>
+              <w:t xml:space="preserve"> mein Trainer: …</w:t>
+            </w:r>
+          </w:p>
+        </w:tc>
+        <w:tc>
+          <w:tcPr>
+            <w:tcW w:type="dxa" w:w="3000"/>
             <w:tcBorders>
               <w:top w:val="single" w:color="3D4A3F" w:sz="8"/>
               <w:left w:val="single" w:color="3D4A3F" w:sz="8"/>
@@ -3341,22 +2991,46 @@
                 <w:sz w:val="21"/>
                 <w:szCs w:val="21"/>
               </w:rPr>
-              <w:t xml:space="preserve">Perfekt</w:t>
-            </w:r>
-          </w:p>
-          <w:p>
-            <w:pPr>
-              <w:spacing w:after="60" w:before="0"/>
+              <w:t xml:space="preserve">Perfekt (gesprochen)</w:t>
+            </w:r>
+          </w:p>
+          <w:p>
+            <w:pPr>
+              <w:spacing w:after="70" w:before="0"/>
               <w:jc w:val="center"/>
             </w:pPr>
             <w:r>
               <w:rPr>
                 <w:rFonts w:ascii="Calibri" w:cs="Calibri" w:eastAsia="Calibri" w:hAnsi="Calibri"/>
+                <w:b/>
+                <w:bCs/>
+                <w:color w:val="D9534F"/>
+                <w:sz w:val="18"/>
+                <w:szCs w:val="18"/>
+              </w:rPr>
+              <w:t xml:space="preserve">habe/bin</w:t>
+            </w:r>
+            <w:r>
+              <w:rPr>
+                <w:rFonts w:ascii="Calibri" w:cs="Calibri" w:eastAsia="Calibri" w:hAnsi="Calibri"/>
+                <w:b/>
+                <w:bCs/>
                 <w:color w:val="5B6B8C"/>
                 <w:sz w:val="18"/>
                 <w:szCs w:val="18"/>
               </w:rPr>
-              <w:t xml:space="preserve">habe/bin + Partizip II · gesprochen</w:t>
+              <w:t xml:space="preserve"> + </w:t>
+            </w:r>
+            <w:r>
+              <w:rPr>
+                <w:rFonts w:ascii="Calibri" w:cs="Calibri" w:eastAsia="Calibri" w:hAnsi="Calibri"/>
+                <w:b/>
+                <w:bCs/>
+                <w:color w:val="C98A1E"/>
+                <w:sz w:val="18"/>
+                <w:szCs w:val="18"/>
+              </w:rPr>
+              <w:t xml:space="preserve">Partizip II</w:t>
             </w:r>
           </w:p>
           <w:p>
@@ -3365,23 +3039,12 @@
             </w:pPr>
             <w:r>
               <w:rPr>
-                <w:rFonts w:ascii="Calibri" w:cs="Calibri" w:eastAsia="Calibri" w:hAnsi="Calibri"/>
-                <w:b/>
-                <w:bCs/>
-                <w:color w:val="5B6B8C"/>
-                <w:sz w:val="15"/>
-                <w:szCs w:val="15"/>
-              </w:rPr>
-              <w:t xml:space="preserve">SPRACHNACHRICHT  </w:t>
-            </w:r>
-            <w:r>
-              <w:rPr>
-                <w:rFonts w:ascii="Cambria" w:cs="Cambria" w:eastAsia="Cambria" w:hAnsi="Cambria"/>
-                <w:color w:val="000000"/>
-                <w:sz w:val="19"/>
-                <w:szCs w:val="19"/>
-              </w:rPr>
-              <w:t xml:space="preserve">Ich </w:t>
+                <w:rFonts w:ascii="Cambria" w:cs="Cambria" w:eastAsia="Cambria" w:hAnsi="Cambria"/>
+                <w:color w:val="000000"/>
+                <w:sz w:val="19"/>
+                <w:szCs w:val="19"/>
+              </w:rPr>
+              <w:t xml:space="preserve">… „Du </w:t>
             </w:r>
             <w:r>
               <w:rPr>
@@ -3392,16 +3055,16 @@
                 <w:sz w:val="19"/>
                 <w:szCs w:val="19"/>
               </w:rPr>
-              <w:t xml:space="preserve">habe</w:t>
-            </w:r>
-            <w:r>
-              <w:rPr>
-                <w:rFonts w:ascii="Cambria" w:cs="Cambria" w:eastAsia="Cambria" w:hAnsi="Cambria"/>
-                <w:color w:val="000000"/>
-                <w:sz w:val="19"/>
-                <w:szCs w:val="19"/>
-              </w:rPr>
-              <w:t xml:space="preserve"> im Finale Bronze </w:t>
+              <w:t xml:space="preserve">hast</w:t>
+            </w:r>
+            <w:r>
+              <w:rPr>
+                <w:rFonts w:ascii="Cambria" w:cs="Cambria" w:eastAsia="Cambria" w:hAnsi="Cambria"/>
+                <w:color w:val="000000"/>
+                <w:sz w:val="19"/>
+                <w:szCs w:val="19"/>
+              </w:rPr>
+              <w:t xml:space="preserve"> stark </w:t>
             </w:r>
             <w:r>
               <w:rPr>
@@ -3412,81 +3075,16 @@
                 <w:sz w:val="19"/>
                 <w:szCs w:val="19"/>
               </w:rPr>
-              <w:t xml:space="preserve">geholt</w:t>
-            </w:r>
-            <w:r>
-              <w:rPr>
-                <w:rFonts w:ascii="Cambria" w:cs="Cambria" w:eastAsia="Cambria" w:hAnsi="Cambria"/>
-                <w:color w:val="000000"/>
-                <w:sz w:val="19"/>
-                <w:szCs w:val="19"/>
-              </w:rPr>
-              <w:t xml:space="preserve">!</w:t>
-            </w:r>
-          </w:p>
-          <w:p>
-            <w:pPr>
-              <w:spacing w:after="40" w:before="0"/>
-            </w:pPr>
-            <w:r>
-              <w:rPr>
-                <w:rFonts w:ascii="Calibri" w:cs="Calibri" w:eastAsia="Calibri" w:hAnsi="Calibri"/>
-                <w:b/>
-                <w:bCs/>
-                <w:color w:val="5B6B8C"/>
-                <w:sz w:val="15"/>
-                <w:szCs w:val="15"/>
-              </w:rPr>
-              <w:t xml:space="preserve">SPRACHNACHRICHT  </w:t>
-            </w:r>
-            <w:r>
-              <w:rPr>
-                <w:rFonts w:ascii="Cambria" w:cs="Cambria" w:eastAsia="Cambria" w:hAnsi="Cambria"/>
-                <w:color w:val="000000"/>
-                <w:sz w:val="19"/>
-                <w:szCs w:val="19"/>
-              </w:rPr>
-              <w:t xml:space="preserve">Wir </w:t>
-            </w:r>
-            <w:r>
-              <w:rPr>
-                <w:rFonts w:ascii="Cambria" w:cs="Cambria" w:eastAsia="Cambria" w:hAnsi="Cambria"/>
-                <w:b/>
-                <w:bCs/>
-                <w:color w:val="D9534F"/>
-                <w:sz w:val="19"/>
-                <w:szCs w:val="19"/>
-              </w:rPr>
-              <w:t xml:space="preserve">sind</w:t>
-            </w:r>
-            <w:r>
-              <w:rPr>
-                <w:rFonts w:ascii="Cambria" w:cs="Cambria" w:eastAsia="Cambria" w:hAnsi="Cambria"/>
-                <w:color w:val="000000"/>
-                <w:sz w:val="19"/>
-                <w:szCs w:val="19"/>
-              </w:rPr>
-              <w:t xml:space="preserve"> erst um zehn Uhr nach Hause </w:t>
-            </w:r>
-            <w:r>
-              <w:rPr>
-                <w:rFonts w:ascii="Cambria" w:cs="Cambria" w:eastAsia="Cambria" w:hAnsi="Cambria"/>
-                <w:b/>
-                <w:bCs/>
-                <w:color w:val="C98A1E"/>
-                <w:sz w:val="19"/>
-                <w:szCs w:val="19"/>
-              </w:rPr>
-              <w:t xml:space="preserve">gekommen</w:t>
-            </w:r>
-            <w:r>
-              <w:rPr>
-                <w:rFonts w:ascii="Cambria" w:cs="Cambria" w:eastAsia="Cambria" w:hAnsi="Cambria"/>
-                <w:color w:val="000000"/>
-                <w:sz w:val="19"/>
-                <w:szCs w:val="19"/>
-              </w:rPr>
-              <w:t xml:space="preserve">.</w:t>
+              <w:t xml:space="preserve">gekämpft</w:t>
+            </w:r>
+            <w:r>
+              <w:rPr>
+                <w:rFonts w:ascii="Cambria" w:cs="Cambria" w:eastAsia="Cambria" w:hAnsi="Cambria"/>
+                <w:color w:val="000000"/>
+                <w:sz w:val="19"/>
+                <w:szCs w:val="19"/>
+              </w:rPr>
+              <w:t xml:space="preserve">!“</w:t>
             </w:r>
           </w:p>
         </w:tc>
@@ -3527,17 +3125,19 @@
           </w:p>
           <w:p>
             <w:pPr>
-              <w:spacing w:after="60" w:before="0"/>
+              <w:spacing w:after="70" w:before="0"/>
               <w:jc w:val="center"/>
             </w:pPr>
             <w:r>
               <w:rPr>
                 <w:rFonts w:ascii="Calibri" w:cs="Calibri" w:eastAsia="Calibri" w:hAnsi="Calibri"/>
+                <w:b/>
+                <w:bCs/>
                 <w:color w:val="5B6B8C"/>
                 <w:sz w:val="18"/>
                 <w:szCs w:val="18"/>
               </w:rPr>
-              <w:t xml:space="preserve">nur finites Verb</w:t>
+              <w:t xml:space="preserve">finites Verb im Präsens</w:t>
             </w:r>
           </w:p>
           <w:p>
@@ -3546,17 +3146,6 @@
             </w:pPr>
             <w:r>
               <w:rPr>
-                <w:rFonts w:ascii="Calibri" w:cs="Calibri" w:eastAsia="Calibri" w:hAnsi="Calibri"/>
-                <w:b/>
-                <w:bCs/>
-                <w:color w:val="5B6B8C"/>
-                <w:sz w:val="15"/>
-                <w:szCs w:val="15"/>
-              </w:rPr>
-              <w:t xml:space="preserve">POST  </w:t>
-            </w:r>
-            <w:r>
-              <w:rPr>
                 <w:rFonts w:ascii="Cambria" w:cs="Cambria" w:eastAsia="Cambria" w:hAnsi="Cambria"/>
                 <w:color w:val="000000"/>
                 <w:sz w:val="19"/>
@@ -3574,16 +3163,16 @@
                 <w:szCs w:val="19"/>
                 <w:u w:val="single"/>
               </w:rPr>
-              <w:t xml:space="preserve">analysieren</w:t>
-            </w:r>
-            <w:r>
-              <w:rPr>
-                <w:rFonts w:ascii="Cambria" w:cs="Cambria" w:eastAsia="Cambria" w:hAnsi="Cambria"/>
-                <w:color w:val="000000"/>
-                <w:sz w:val="19"/>
-                <w:szCs w:val="19"/>
-              </w:rPr>
-              <w:t xml:space="preserve"> wir mit dem Trainer das Video.</w:t>
+              <w:t xml:space="preserve">analysiere</w:t>
+            </w:r>
+            <w:r>
+              <w:rPr>
+                <w:rFonts w:ascii="Cambria" w:cs="Cambria" w:eastAsia="Cambria" w:hAnsi="Cambria"/>
+                <w:color w:val="000000"/>
+                <w:sz w:val="19"/>
+                <w:szCs w:val="19"/>
+              </w:rPr>
+              <w:t xml:space="preserve"> ich mit ihm das Video.</w:t>
             </w:r>
           </w:p>
         </w:tc>
@@ -3624,17 +3213,41 @@
           </w:p>
           <w:p>
             <w:pPr>
-              <w:spacing w:after="60" w:before="0"/>
+              <w:spacing w:after="70" w:before="0"/>
               <w:jc w:val="center"/>
             </w:pPr>
             <w:r>
               <w:rPr>
                 <w:rFonts w:ascii="Calibri" w:cs="Calibri" w:eastAsia="Calibri" w:hAnsi="Calibri"/>
+                <w:b/>
+                <w:bCs/>
+                <w:color w:val="D9534F"/>
+                <w:sz w:val="18"/>
+                <w:szCs w:val="18"/>
+              </w:rPr>
+              <w:t xml:space="preserve">werde</w:t>
+            </w:r>
+            <w:r>
+              <w:rPr>
+                <w:rFonts w:ascii="Calibri" w:cs="Calibri" w:eastAsia="Calibri" w:hAnsi="Calibri"/>
+                <w:b/>
+                <w:bCs/>
                 <w:color w:val="5B6B8C"/>
                 <w:sz w:val="18"/>
                 <w:szCs w:val="18"/>
               </w:rPr>
-              <w:t xml:space="preserve">werde + Infinitiv</w:t>
+              <w:t xml:space="preserve"> + </w:t>
+            </w:r>
+            <w:r>
+              <w:rPr>
+                <w:rFonts w:ascii="Calibri" w:cs="Calibri" w:eastAsia="Calibri" w:hAnsi="Calibri"/>
+                <w:b/>
+                <w:bCs/>
+                <w:color w:val="3F7CC4"/>
+                <w:sz w:val="18"/>
+                <w:szCs w:val="18"/>
+              </w:rPr>
+              <w:t xml:space="preserve">Infinitiv</w:t>
             </w:r>
           </w:p>
           <w:p>
@@ -3643,17 +3256,6 @@
             </w:pPr>
             <w:r>
               <w:rPr>
-                <w:rFonts w:ascii="Calibri" w:cs="Calibri" w:eastAsia="Calibri" w:hAnsi="Calibri"/>
-                <w:b/>
-                <w:bCs/>
-                <w:color w:val="5B6B8C"/>
-                <w:sz w:val="15"/>
-                <w:szCs w:val="15"/>
-              </w:rPr>
-              <w:t xml:space="preserve">POST  </w:t>
-            </w:r>
-            <w:r>
-              <w:rPr>
                 <w:rFonts w:ascii="Cambria" w:cs="Cambria" w:eastAsia="Cambria" w:hAnsi="Cambria"/>
                 <w:color w:val="000000"/>
                 <w:sz w:val="19"/>
@@ -3679,7 +3281,7 @@
                 <w:sz w:val="19"/>
                 <w:szCs w:val="19"/>
               </w:rPr>
-              <w:t xml:space="preserve"> ich den Haltegriff besser </w:t>
+              <w:t xml:space="preserve"> ich früher </w:t>
             </w:r>
             <w:r>
               <w:rPr>
@@ -3690,7 +3292,7 @@
                 <w:sz w:val="19"/>
                 <w:szCs w:val="19"/>
               </w:rPr>
-              <w:t xml:space="preserve">verteidigen</w:t>
+              <w:t xml:space="preserve">angreifen</w:t>
             </w:r>
             <w:r>
               <w:rPr>
@@ -3707,7 +3309,7 @@
     </w:tbl>
     <w:p>
       <w:pPr>
-        <w:spacing w:after="60" w:before="100"/>
+        <w:spacing w:after="0" w:before="100"/>
       </w:pPr>
       <w:r>
         <w:rPr>
@@ -3718,7 +3320,7 @@
           <w:sz w:val="19"/>
           <w:szCs w:val="19"/>
         </w:rPr>
-        <w:t xml:space="preserve">Unter dem Zeitstrahl (Sicherung): </w:t>
+        <w:t xml:space="preserve">Hinweis: </w:t>
       </w:r>
       <w:r>
         <w:rPr>
@@ -3727,301 +3329,9 @@
           <w:sz w:val="19"/>
           <w:szCs w:val="19"/>
         </w:rPr>
-        <w:t xml:space="preserve">die vier Fehlerstreifen aus Ü12, darunter jeweils die Verbesserung: fuhren · gewann · waren … losgefahren · warfen</w:t>
+        <w:t xml:space="preserve">Der Trainer-Satz hängt im Abschnitt Vergangenheit zwischen Präteritum und Perfekt – sagte (erzählt) und hast gekämpft (gesprochen) stehen im selben Satz.</w:t>
       </w:r>
     </w:p>
-    <w:p>
-      <w:pPr>
-        <w:keepNext/>
-        <w:spacing w:after="60" w:before="120"/>
-      </w:pPr>
-      <w:r>
-        <w:rPr>
-          <w:rFonts w:ascii="Cambria" w:cs="Cambria" w:eastAsia="Cambria" w:hAnsi="Cambria"/>
-          <w:b/>
-          <w:bCs/>
-          <w:color w:val="1E2761"/>
-          <w:sz w:val="23"/>
-          <w:szCs w:val="23"/>
-        </w:rPr>
-        <w:t xml:space="preserve">Merksatz 10 (Seitentafel)</w:t>
-      </w:r>
-    </w:p>
-    <w:tbl>
-      <w:tblPr>
-        <w:tblW w:type="dxa" w:w="10206"/>
-        <w:tblBorders>
-          <w:top w:val="single" w:color="auto" w:sz="4"/>
-          <w:left w:val="single" w:color="auto" w:sz="4"/>
-          <w:bottom w:val="single" w:color="auto" w:sz="4"/>
-          <w:right w:val="single" w:color="auto" w:sz="4"/>
-          <w:insideH w:val="single" w:color="auto" w:sz="4"/>
-          <w:insideV w:val="single" w:color="auto" w:sz="4"/>
-        </w:tblBorders>
-      </w:tblPr>
-      <w:tblGrid>
-        <w:gridCol w:w="10206"/>
-      </w:tblGrid>
-      <w:tr>
-        <w:trPr>
-          <w:cantSplit/>
-        </w:trPr>
-        <w:tc>
-          <w:tcPr>
-            <w:tcW w:type="dxa" w:w="10206"/>
-            <w:tcBorders>
-              <w:top w:val="single" w:color="D9534F" w:sz="12"/>
-              <w:left w:val="single" w:color="D9534F" w:sz="12"/>
-              <w:bottom w:val="single" w:color="D9534F" w:sz="12"/>
-              <w:right w:val="single" w:color="D9534F" w:sz="12"/>
-            </w:tcBorders>
-            <w:shd w:fill="EAF0FA" w:color="auto" w:val="clear"/>
-            <w:tcMar>
-              <w:top w:type="dxa" w:w="140"/>
-              <w:left w:type="dxa" w:w="180"/>
-              <w:bottom w:type="dxa" w:w="140"/>
-              <w:right w:type="dxa" w:w="100"/>
-            </w:tcMar>
-            <w:vAlign w:val="center"/>
-          </w:tcPr>
-          <w:p>
-            <w:pPr>
-              <w:spacing w:after="40" w:before="0"/>
-            </w:pPr>
-            <w:r>
-              <w:rPr>
-                <w:rFonts w:ascii="Cambria" w:cs="Cambria" w:eastAsia="Cambria" w:hAnsi="Cambria"/>
-                <w:b/>
-                <w:bCs/>
-                <w:color w:val="D9534F"/>
-                <w:sz w:val="22"/>
-                <w:szCs w:val="22"/>
-              </w:rPr>
-              <w:t xml:space="preserve">Welche Zeitform wann?</w:t>
-            </w:r>
-          </w:p>
-          <w:p>
-            <w:pPr>
-              <w:spacing w:after="40" w:before="0"/>
-            </w:pPr>
-            <w:r>
-              <w:rPr>
-                <w:rFonts w:ascii="Calibri" w:cs="Calibri" w:eastAsia="Calibri" w:hAnsi="Calibri"/>
-                <w:color w:val="000000"/>
-                <w:sz w:val="19"/>
-                <w:szCs w:val="19"/>
-              </w:rPr>
-              <w:t xml:space="preserve">Was </w:t>
-            </w:r>
-            <w:r>
-              <w:rPr>
-                <w:rFonts w:ascii="Calibri" w:cs="Calibri" w:eastAsia="Calibri" w:hAnsi="Calibri"/>
-                <w:b/>
-                <w:bCs/>
-                <w:color w:val="000000"/>
-                <w:sz w:val="19"/>
-                <w:szCs w:val="19"/>
-              </w:rPr>
-              <w:t xml:space="preserve">vorher</w:t>
-            </w:r>
-            <w:r>
-              <w:rPr>
-                <w:rFonts w:ascii="Calibri" w:cs="Calibri" w:eastAsia="Calibri" w:hAnsi="Calibri"/>
-                <w:color w:val="000000"/>
-                <w:sz w:val="19"/>
-                <w:szCs w:val="19"/>
-              </w:rPr>
-              <w:t xml:space="preserve"> war, steht im </w:t>
-            </w:r>
-            <w:r>
-              <w:rPr>
-                <w:rFonts w:ascii="Calibri" w:cs="Calibri" w:eastAsia="Calibri" w:hAnsi="Calibri"/>
-                <w:b/>
-                <w:bCs/>
-                <w:color w:val="000000"/>
-                <w:sz w:val="19"/>
-                <w:szCs w:val="19"/>
-              </w:rPr>
-              <w:t xml:space="preserve">Plusquamperfekt</w:t>
-            </w:r>
-            <w:r>
-              <w:rPr>
-                <w:rFonts w:ascii="Calibri" w:cs="Calibri" w:eastAsia="Calibri" w:hAnsi="Calibri"/>
-                <w:color w:val="000000"/>
-                <w:sz w:val="19"/>
-                <w:szCs w:val="19"/>
-              </w:rPr>
-              <w:t xml:space="preserve">. Vergangenes </w:t>
-            </w:r>
-            <w:r>
-              <w:rPr>
-                <w:rFonts w:ascii="Calibri" w:cs="Calibri" w:eastAsia="Calibri" w:hAnsi="Calibri"/>
-                <w:b/>
-                <w:bCs/>
-                <w:color w:val="000000"/>
-                <w:sz w:val="19"/>
-                <w:szCs w:val="19"/>
-              </w:rPr>
-              <w:t xml:space="preserve">schreibt</w:t>
-            </w:r>
-            <w:r>
-              <w:rPr>
-                <w:rFonts w:ascii="Calibri" w:cs="Calibri" w:eastAsia="Calibri" w:hAnsi="Calibri"/>
-                <w:color w:val="000000"/>
-                <w:sz w:val="19"/>
-                <w:szCs w:val="19"/>
-              </w:rPr>
-              <w:t xml:space="preserve"> man im </w:t>
-            </w:r>
-            <w:r>
-              <w:rPr>
-                <w:rFonts w:ascii="Calibri" w:cs="Calibri" w:eastAsia="Calibri" w:hAnsi="Calibri"/>
-                <w:b/>
-                <w:bCs/>
-                <w:color w:val="000000"/>
-                <w:sz w:val="19"/>
-                <w:szCs w:val="19"/>
-              </w:rPr>
-              <w:t xml:space="preserve">Präteritum</w:t>
-            </w:r>
-            <w:r>
-              <w:rPr>
-                <w:rFonts w:ascii="Calibri" w:cs="Calibri" w:eastAsia="Calibri" w:hAnsi="Calibri"/>
-                <w:color w:val="000000"/>
-                <w:sz w:val="19"/>
-                <w:szCs w:val="19"/>
-              </w:rPr>
-              <w:t xml:space="preserve">, </w:t>
-            </w:r>
-            <w:r>
-              <w:rPr>
-                <w:rFonts w:ascii="Calibri" w:cs="Calibri" w:eastAsia="Calibri" w:hAnsi="Calibri"/>
-                <w:b/>
-                <w:bCs/>
-                <w:color w:val="000000"/>
-                <w:sz w:val="19"/>
-                <w:szCs w:val="19"/>
-              </w:rPr>
-              <w:t xml:space="preserve">mündlich</w:t>
-            </w:r>
-            <w:r>
-              <w:rPr>
-                <w:rFonts w:ascii="Calibri" w:cs="Calibri" w:eastAsia="Calibri" w:hAnsi="Calibri"/>
-                <w:color w:val="000000"/>
-                <w:sz w:val="19"/>
-                <w:szCs w:val="19"/>
-              </w:rPr>
-              <w:t xml:space="preserve"> erzählt man meist im </w:t>
-            </w:r>
-            <w:r>
-              <w:rPr>
-                <w:rFonts w:ascii="Calibri" w:cs="Calibri" w:eastAsia="Calibri" w:hAnsi="Calibri"/>
-                <w:b/>
-                <w:bCs/>
-                <w:color w:val="000000"/>
-                <w:sz w:val="19"/>
-                <w:szCs w:val="19"/>
-              </w:rPr>
-              <w:t xml:space="preserve">Perfekt</w:t>
-            </w:r>
-            <w:r>
-              <w:rPr>
-                <w:rFonts w:ascii="Calibri" w:cs="Calibri" w:eastAsia="Calibri" w:hAnsi="Calibri"/>
-                <w:color w:val="000000"/>
-                <w:sz w:val="19"/>
-                <w:szCs w:val="19"/>
-              </w:rPr>
-              <w:t xml:space="preserve">. Was jetzt ist: </w:t>
-            </w:r>
-            <w:r>
-              <w:rPr>
-                <w:rFonts w:ascii="Calibri" w:cs="Calibri" w:eastAsia="Calibri" w:hAnsi="Calibri"/>
-                <w:b/>
-                <w:bCs/>
-                <w:color w:val="000000"/>
-                <w:sz w:val="19"/>
-                <w:szCs w:val="19"/>
-              </w:rPr>
-              <w:t xml:space="preserve">Präsens</w:t>
-            </w:r>
-            <w:r>
-              <w:rPr>
-                <w:rFonts w:ascii="Calibri" w:cs="Calibri" w:eastAsia="Calibri" w:hAnsi="Calibri"/>
-                <w:color w:val="000000"/>
-                <w:sz w:val="19"/>
-                <w:szCs w:val="19"/>
-              </w:rPr>
-              <w:t xml:space="preserve">. Was kommt: </w:t>
-            </w:r>
-            <w:r>
-              <w:rPr>
-                <w:rFonts w:ascii="Calibri" w:cs="Calibri" w:eastAsia="Calibri" w:hAnsi="Calibri"/>
-                <w:b/>
-                <w:bCs/>
-                <w:color w:val="000000"/>
-                <w:sz w:val="19"/>
-                <w:szCs w:val="19"/>
-              </w:rPr>
-              <w:t xml:space="preserve">Futur I</w:t>
-            </w:r>
-            <w:r>
-              <w:rPr>
-                <w:rFonts w:ascii="Calibri" w:cs="Calibri" w:eastAsia="Calibri" w:hAnsi="Calibri"/>
-                <w:color w:val="000000"/>
-                <w:sz w:val="19"/>
-                <w:szCs w:val="19"/>
-              </w:rPr>
-              <w:t xml:space="preserve">.</w:t>
-            </w:r>
-          </w:p>
-          <w:p>
-            <w:pPr>
-              <w:spacing w:after="0" w:before="0"/>
-            </w:pPr>
-            <w:r>
-              <w:rPr>
-                <w:rFonts w:ascii="Calibri" w:cs="Calibri" w:eastAsia="Calibri" w:hAnsi="Calibri"/>
-                <w:b/>
-                <w:bCs/>
-                <w:color w:val="000000"/>
-                <w:sz w:val="19"/>
-                <w:szCs w:val="19"/>
-              </w:rPr>
-              <w:t xml:space="preserve">Wofür? </w:t>
-            </w:r>
-            <w:r>
-              <w:rPr>
-                <w:rFonts w:ascii="Calibri" w:cs="Calibri" w:eastAsia="Calibri" w:hAnsi="Calibri"/>
-                <w:color w:val="000000"/>
-                <w:sz w:val="19"/>
-                <w:szCs w:val="19"/>
-              </w:rPr>
-              <w:t xml:space="preserve">Damit jeder Text die passende Zeitform hat: der Bericht für die Vereinszeitung im Präteritum, die Sprachnachricht im Perfekt.   </w:t>
-            </w:r>
-            <w:r>
-              <w:rPr>
-                <w:rFonts w:ascii="Calibri" w:cs="Calibri" w:eastAsia="Calibri" w:hAnsi="Calibri"/>
-                <w:b/>
-                <w:bCs/>
-                <w:color w:val="000000"/>
-                <w:sz w:val="19"/>
-                <w:szCs w:val="19"/>
-              </w:rPr>
-              <w:t xml:space="preserve">Test: </w:t>
-            </w:r>
-            <w:r>
-              <w:rPr>
-                <w:rFonts w:ascii="Calibri" w:cs="Calibri" w:eastAsia="Calibri" w:hAnsi="Calibri"/>
-                <w:color w:val="000000"/>
-                <w:sz w:val="19"/>
-                <w:szCs w:val="19"/>
-              </w:rPr>
-              <w:t xml:space="preserve">Wann ist es passiert? Und: Schreibe ich oder spreche ich?</w:t>
-            </w:r>
-          </w:p>
-        </w:tc>
-      </w:tr>
-    </w:tbl>
     <w:sectPr>
       <w:headerReference w:type="default" r:id="rId7"/>
       <w:footerReference w:type="default" r:id="rId8"/>

--- a/Deutsch_7A/Zeitformen_Zeitstrahl/Verlaufsplan_Zeitformen_Zeitstrahl.docx
+++ b/Deutsch_7A/Zeitformen_Zeitstrahl/Verlaufsplan_Zeitformen_Zeitstrahl.docx
@@ -1812,7 +1812,7 @@
                 <w:sz w:val="19"/>
                 <w:szCs w:val="19"/>
               </w:rPr>
-              <w:t xml:space="preserve">Exit-Ticket mit Formulierungshilfen</w:t>
+              <w:t xml:space="preserve">Exit-Ticket mit Formulierungsvorschlägen je Zeitform (Hilfsverb, Partizip II, Infinitiv farbig hervorgehoben)</w:t>
             </w:r>
           </w:p>
           <w:p>
@@ -1872,7 +1872,7 @@
                 <w:sz w:val="19"/>
                 <w:szCs w:val="19"/>
               </w:rPr>
-              <w:t xml:space="preserve">Formulierungshilfen und Mustertext stützen schwächere Schreiber; Checkliste zur Selbstkontrolle.</w:t>
+              <w:t xml:space="preserve">Formulierungsvorschläge je Zeitform mit farbig hervorgehobener Bildung und der Mustertext stützen schwächere Schreiber; Checkliste zur Selbstkontrolle.</w:t>
             </w:r>
           </w:p>
           <w:p>

--- a/Deutsch_7A/Zeitformen_Zeitstrahl/Verlaufsplan_Zeitformen_Zeitstrahl.docx
+++ b/Deutsch_7A/Zeitformen_Zeitstrahl/Verlaufsplan_Zeitformen_Zeitstrahl.docx
@@ -1723,7 +1723,7 @@
                 <w:sz w:val="19"/>
                 <w:szCs w:val="19"/>
               </w:rPr>
-              <w:t xml:space="preserve">teilt das Exit-Ticket aus; Auftrag: „Schreibt 5–7 Sätze über euren Wettkampf am Wochenende – nach dem Muster an der Tafel. Jede Zeitform kommt mindestens einmal vor.“ Geht herum und unterstützt.</w:t>
+              <w:t xml:space="preserve">teilt den Schnipsel mit Formulierungshilfen aus; Auftrag: „Schreibt 5–7 Sätze über euren Wettkampf am Wochenende – nach dem Muster an der Tafel. Jede Zeitform kommt mindestens einmal vor.“ Geschrieben wird auf ein eigenes Blatt, das am Ende abgegeben wird. Geht herum und unterstützt.</w:t>
             </w:r>
           </w:p>
           <w:p>
@@ -1812,7 +1812,21 @@
                 <w:sz w:val="19"/>
                 <w:szCs w:val="19"/>
               </w:rPr>
-              <w:t xml:space="preserve">Exit-Ticket mit Formulierungsvorschlägen je Zeitform (Hilfsverb, Partizip II, Infinitiv farbig hervorgehoben)</w:t>
+              <w:t xml:space="preserve">Schnipsel mit Formulierungsvorschlägen je Zeitform (Hilfsverb, Partizip II, Infinitiv farbig hervorgehoben)</w:t>
+            </w:r>
+          </w:p>
+          <w:p>
+            <w:pPr>
+              <w:spacing w:after="50" w:before="0"/>
+            </w:pPr>
+            <w:r>
+              <w:rPr>
+                <w:rFonts w:ascii="Calibri" w:cs="Calibri" w:eastAsia="Calibri" w:hAnsi="Calibri"/>
+                <w:color w:val="000000"/>
+                <w:sz w:val="19"/>
+                <w:szCs w:val="19"/>
+              </w:rPr>
+              <w:t xml:space="preserve">eigenes Blatt Papier</w:t>
             </w:r>
           </w:p>
           <w:p>

--- a/Deutsch_7A/Zeitformen_Zeitstrahl/Verlaufsplan_Zeitformen_Zeitstrahl.docx
+++ b/Deutsch_7A/Zeitformen_Zeitstrahl/Verlaufsplan_Zeitformen_Zeitstrahl.docx
@@ -1723,7 +1723,7 @@
                 <w:sz w:val="19"/>
                 <w:szCs w:val="19"/>
               </w:rPr>
-              <w:t xml:space="preserve">teilt den Schnipsel mit Formulierungshilfen aus; Auftrag: „Schreibt 5–7 Sätze über euren Wettkampf am Wochenende – nach dem Muster an der Tafel. Jede Zeitform kommt mindestens einmal vor.“ Geschrieben wird auf ein eigenes Blatt, das am Ende abgegeben wird. Geht herum und unterstützt.</w:t>
+              <w:t xml:space="preserve">teilt das Exit-Ticket aus; Auftrag: „Schreibt 5–7 Sätze über euren Wettkampf am Wochenende – nach dem Muster an der Tafel. Jede Zeitform kommt mindestens einmal vor.“ Geht herum und unterstützt.</w:t>
             </w:r>
           </w:p>
           <w:p>
@@ -1812,21 +1812,7 @@
                 <w:sz w:val="19"/>
                 <w:szCs w:val="19"/>
               </w:rPr>
-              <w:t xml:space="preserve">Schnipsel mit Formulierungsvorschlägen je Zeitform (Hilfsverb, Partizip II, Infinitiv farbig hervorgehoben)</w:t>
-            </w:r>
-          </w:p>
-          <w:p>
-            <w:pPr>
-              <w:spacing w:after="50" w:before="0"/>
-            </w:pPr>
-            <w:r>
-              <w:rPr>
-                <w:rFonts w:ascii="Calibri" w:cs="Calibri" w:eastAsia="Calibri" w:hAnsi="Calibri"/>
-                <w:color w:val="000000"/>
-                <w:sz w:val="19"/>
-                <w:szCs w:val="19"/>
-              </w:rPr>
-              <w:t xml:space="preserve">eigenes Blatt Papier</w:t>
+              <w:t xml:space="preserve">Exit-Ticket mit einem Formulierungsvorschlag je Zeitform (Bildung farbig hervorgehoben) und Schreiblinien</w:t>
             </w:r>
           </w:p>
           <w:p>
@@ -1886,7 +1872,7 @@
                 <w:sz w:val="19"/>
                 <w:szCs w:val="19"/>
               </w:rPr>
-              <w:t xml:space="preserve">Formulierungsvorschläge je Zeitform mit farbig hervorgehobener Bildung und der Mustertext stützen schwächere Schreiber; Checkliste zur Selbstkontrolle.</w:t>
+              <w:t xml:space="preserve">Ein Formulierungsvorschlag je Zeitform mit farbig hervorgehobener Bildung und der Mustertext stützen schwächere Schreiber; Checkliste zur Selbstkontrolle.</w:t>
             </w:r>
           </w:p>
           <w:p>

--- a/Deutsch_7A/Zeitformen_Zeitstrahl/Verlaufsplan_Zeitformen_Zeitstrahl.docx
+++ b/Deutsch_7A/Zeitformen_Zeitstrahl/Verlaufsplan_Zeitformen_Zeitstrahl.docx
@@ -1748,7 +1748,7 @@
                 <w:sz w:val="19"/>
                 <w:szCs w:val="19"/>
               </w:rPr>
-              <w:t xml:space="preserve">schreiben einen zusammenhängenden Text, gestützt durch Satzanfänge je Abschnitt, Präteritumformen der Sportverben und den Mustertext an der Tafel; markieren die Verbformen und haken die Checkliste ab.</w:t>
+              <w:t xml:space="preserve">schreiben einen zusammenhängenden Text, gestützt durch Satzanfänge je Zeitform und den Mustertext an der Tafel; markieren die Verbformen und haken die Checkliste ab.</w:t>
             </w:r>
           </w:p>
         </w:tc>
@@ -1812,7 +1812,7 @@
                 <w:sz w:val="19"/>
                 <w:szCs w:val="19"/>
               </w:rPr>
-              <w:t xml:space="preserve">Exit-Ticket mit einem Formulierungsvorschlag je Zeitform (Bildung farbig hervorgehoben) und Schreiblinien</w:t>
+              <w:t xml:space="preserve">Exit-Ticket mit Satzanfängen je Zeitform (Bildung farbig hervorgehoben) und Schreiblinien</w:t>
             </w:r>
           </w:p>
           <w:p>
@@ -1872,7 +1872,7 @@
                 <w:sz w:val="19"/>
                 <w:szCs w:val="19"/>
               </w:rPr>
-              <w:t xml:space="preserve">Ein Formulierungsvorschlag je Zeitform mit farbig hervorgehobener Bildung und der Mustertext stützen schwächere Schreiber; Checkliste zur Selbstkontrolle.</w:t>
+              <w:t xml:space="preserve">Satzanfänge statt fertiger Sätze: kein Abschreiben, Lenkung auf Inhalte (Vorbereitung, Ablauf, wörtliche Rede, Befinden, Ziele), Bildung farbig sichtbar.</w:t>
             </w:r>
           </w:p>
           <w:p>

--- a/Deutsch_7A/Zeitformen_Zeitstrahl/Verlaufsplan_Zeitformen_Zeitstrahl.docx
+++ b/Deutsch_7A/Zeitformen_Zeitstrahl/Verlaufsplan_Zeitformen_Zeitstrahl.docx
@@ -827,7 +827,7 @@
                 <w:sz w:val="19"/>
                 <w:szCs w:val="19"/>
               </w:rPr>
-              <w:t xml:space="preserve">leitet über: „Heute schreibt ihr euer Wochenende auf – mit allen Zeitformen. Zuerst schauen wir uns an, wie das bei einer Judoka aussieht.“ Stundenfrage an der Tafel: „Welche Zeitform wann?“</w:t>
+              <w:t xml:space="preserve">leitet über: „Heute schreibt ihr euer Wochenende auf – mit allen Zeitformen. Zuerst schauen wir uns an, wie das bei einem Gewichtheber aussieht.“ Stundenfrage an der Tafel: „Welche Zeitform wann?“</w:t>
             </w:r>
           </w:p>
         </w:tc>
@@ -1080,7 +1080,7 @@
                 <w:sz w:val="19"/>
                 <w:szCs w:val="19"/>
               </w:rPr>
-              <w:t xml:space="preserve">Magnet-Kette: ordnen die Sätze am Zeitstrahl (vorher – Vergangenheit – jetzt – Zukunft), markieren Hilfsverb rot, Partizip II gelb, Infinitiv blau bzw. unterstreichen das finite Verb und begründen mit den Zeitangaben („Vor dem Turnier …“).</w:t>
+              <w:t xml:space="preserve">Magnet-Kette: ordnen die Sätze am Zeitstrahl (vorher – Vergangenheit – jetzt – Zukunft), markieren Hilfsverb rot, Partizip II gelb, Infinitiv blau bzw. unterstreichen das finite Verb und begründen mit den Zeitangaben („Vor dem Wettkampf …“).</w:t>
             </w:r>
           </w:p>
           <w:p>
@@ -2703,7 +2703,7 @@
                 <w:sz w:val="19"/>
                 <w:szCs w:val="19"/>
               </w:rPr>
-              <w:t xml:space="preserve">Vor dem Turnier </w:t>
+              <w:t xml:space="preserve">Vor dem Wettkampf </w:t>
             </w:r>
             <w:r>
               <w:rPr>
@@ -2864,7 +2864,7 @@
                 <w:sz w:val="19"/>
                 <w:szCs w:val="19"/>
               </w:rPr>
-              <w:t xml:space="preserve">Am Samstag </w:t>
+              <w:t xml:space="preserve">Im Reißen </w:t>
             </w:r>
             <w:r>
               <w:rPr>
@@ -2876,16 +2876,16 @@
                 <w:szCs w:val="19"/>
                 <w:u w:val="single"/>
               </w:rPr>
-              <w:t xml:space="preserve">kämpfte</w:t>
-            </w:r>
-            <w:r>
-              <w:rPr>
-                <w:rFonts w:ascii="Cambria" w:cs="Cambria" w:eastAsia="Cambria" w:hAnsi="Cambria"/>
-                <w:color w:val="000000"/>
-                <w:sz w:val="19"/>
-                <w:szCs w:val="19"/>
-              </w:rPr>
-              <w:t xml:space="preserve"> ich in der Klasse bis 50 Kilo.</w:t>
+              <w:t xml:space="preserve">schaffte</w:t>
+            </w:r>
+            <w:r>
+              <w:rPr>
+                <w:rFonts w:ascii="Cambria" w:cs="Cambria" w:eastAsia="Cambria" w:hAnsi="Cambria"/>
+                <w:color w:val="000000"/>
+                <w:sz w:val="19"/>
+                <w:szCs w:val="19"/>
+              </w:rPr>
+              <w:t xml:space="preserve"> ich 50 Kilo.</w:t>
             </w:r>
           </w:p>
           <w:p>
@@ -2899,7 +2899,7 @@
                 <w:sz w:val="19"/>
                 <w:szCs w:val="19"/>
               </w:rPr>
-              <w:t xml:space="preserve">Im Finale </w:t>
+              <w:t xml:space="preserve">Im Stoßen </w:t>
             </w:r>
             <w:r>
               <w:rPr>
@@ -2911,16 +2911,16 @@
                 <w:szCs w:val="19"/>
                 <w:u w:val="single"/>
               </w:rPr>
-              <w:t xml:space="preserve">verlor</w:t>
-            </w:r>
-            <w:r>
-              <w:rPr>
-                <w:rFonts w:ascii="Cambria" w:cs="Cambria" w:eastAsia="Cambria" w:hAnsi="Cambria"/>
-                <w:color w:val="000000"/>
-                <w:sz w:val="19"/>
-                <w:szCs w:val="19"/>
-              </w:rPr>
-              <w:t xml:space="preserve"> ich nur knapp.</w:t>
+              <w:t xml:space="preserve">hob</w:t>
+            </w:r>
+            <w:r>
+              <w:rPr>
+                <w:rFonts w:ascii="Cambria" w:cs="Cambria" w:eastAsia="Cambria" w:hAnsi="Cambria"/>
+                <w:color w:val="000000"/>
+                <w:sz w:val="19"/>
+                <w:szCs w:val="19"/>
+              </w:rPr>
+              <w:t xml:space="preserve"> ich 62 Kilo.</w:t>
             </w:r>
           </w:p>
           <w:p>
@@ -3064,7 +3064,7 @@
                 <w:sz w:val="19"/>
                 <w:szCs w:val="19"/>
               </w:rPr>
-              <w:t xml:space="preserve"> stark </w:t>
+              <w:t xml:space="preserve"> super </w:t>
             </w:r>
             <w:r>
               <w:rPr>
@@ -3075,7 +3075,7 @@
                 <w:sz w:val="19"/>
                 <w:szCs w:val="19"/>
               </w:rPr>
-              <w:t xml:space="preserve">gekämpft</w:t>
+              <w:t xml:space="preserve">gehoben</w:t>
             </w:r>
             <w:r>
               <w:rPr>
@@ -3261,7 +3261,7 @@
                 <w:sz w:val="19"/>
                 <w:szCs w:val="19"/>
               </w:rPr>
-              <w:t xml:space="preserve">Beim nächsten Turnier </w:t>
+              <w:t xml:space="preserve">Beim nächsten Wettkampf </w:t>
             </w:r>
             <w:r>
               <w:rPr>
@@ -3281,7 +3281,7 @@
                 <w:sz w:val="19"/>
                 <w:szCs w:val="19"/>
               </w:rPr>
-              <w:t xml:space="preserve"> ich früher </w:t>
+              <w:t xml:space="preserve"> ich 65 Kilo </w:t>
             </w:r>
             <w:r>
               <w:rPr>
@@ -3292,7 +3292,7 @@
                 <w:sz w:val="19"/>
                 <w:szCs w:val="19"/>
               </w:rPr>
-              <w:t xml:space="preserve">angreifen</w:t>
+              <w:t xml:space="preserve">stoßen</w:t>
             </w:r>
             <w:r>
               <w:rPr>
@@ -3329,7 +3329,7 @@
           <w:sz w:val="19"/>
           <w:szCs w:val="19"/>
         </w:rPr>
-        <w:t xml:space="preserve">Der Trainer-Satz hängt im Abschnitt Vergangenheit zwischen Präteritum und Perfekt – sagte (erzählt) und hast gekämpft (gesprochen) stehen im selben Satz.</w:t>
+        <w:t xml:space="preserve">Der Trainer-Satz hängt im Abschnitt Vergangenheit zwischen Präteritum und Perfekt – sagte (erzählt) und hast gehoben (gesprochen) stehen im selben Satz.</w:t>
       </w:r>
     </w:p>
     <w:sectPr>

--- a/Deutsch_7A/Zeitformen_Zeitstrahl/Verlaufsplan_Zeitformen_Zeitstrahl.docx
+++ b/Deutsch_7A/Zeitformen_Zeitstrahl/Verlaufsplan_Zeitformen_Zeitstrahl.docx
@@ -2757,7 +2757,7 @@
                 <w:sz w:val="19"/>
                 <w:szCs w:val="19"/>
               </w:rPr>
-              <w:t xml:space="preserve">Am Freitag </w:t>
+              <w:t xml:space="preserve">Am Morgen </w:t>
             </w:r>
             <w:r>
               <w:rPr>
@@ -2777,7 +2777,7 @@
                 <w:sz w:val="19"/>
                 <w:szCs w:val="19"/>
               </w:rPr>
-              <w:t xml:space="preserve"> wir mit dem Team nach Leipzig </w:t>
+              <w:t xml:space="preserve"> wir früh zur Halle in Frankfurt (Oder) </w:t>
             </w:r>
             <w:r>
               <w:rPr>

--- a/Deutsch_7A/Zeitformen_Zeitstrahl/Verlaufsplan_Zeitformen_Zeitstrahl.docx
+++ b/Deutsch_7A/Zeitformen_Zeitstrahl/Verlaufsplan_Zeitformen_Zeitstrahl.docx
@@ -1055,7 +1055,7 @@
                 <w:sz w:val="19"/>
                 <w:szCs w:val="19"/>
               </w:rPr>
-              <w:t xml:space="preserve">hängt sieben Satzstreifen eines Mustertextes gemischt an den Rand; Ansage: „Wer drankommt, hängt einen Streifen an die richtige Stelle am Zeitstrahl und markiert die Verbformen. Alle prüfen mit.“</w:t>
+              <w:t xml:space="preserve">hängt acht Satzstreifen eines Mustertextes gemischt an den Rand; Ansage: „Wer drankommt, hängt einen Streifen an die richtige Stelle am Zeitstrahl und markiert die Verbformen. Alle prüfen mit.“</w:t>
             </w:r>
           </w:p>
           <w:p>
@@ -1105,7 +1105,7 @@
                 <w:sz w:val="19"/>
                 <w:szCs w:val="19"/>
               </w:rPr>
-              <w:t xml:space="preserve">gibt beim Trainer-Satz vor: „Wer erzählt, schreibt im Präteritum. Wer spricht – wie der Trainer –, nimmt das Perfekt.“</w:t>
+              <w:t xml:space="preserve">gibt bei den beiden Trainer-Streifen („Danach sagte mein Trainer:“ / „Du hast super gehoben!“) vor: „Wer erzählt, schreibt im Präteritum. Wer spricht – wie der Trainer –, nimmt das Perfekt.“</w:t>
             </w:r>
           </w:p>
         </w:tc>
@@ -1183,7 +1183,7 @@
                 <w:sz w:val="19"/>
                 <w:szCs w:val="19"/>
               </w:rPr>
-              <w:t xml:space="preserve">7 Satzstreifen (Großformat, Magnete)</w:t>
+              <w:t xml:space="preserve">8 Satzstreifen (Großformat, Magnete)</w:t>
             </w:r>
           </w:p>
           <w:p>
@@ -2955,7 +2955,7 @@
                 <w:sz w:val="19"/>
                 <w:szCs w:val="19"/>
               </w:rPr>
-              <w:t xml:space="preserve"> mein Trainer: …</w:t>
+              <w:t xml:space="preserve"> mein Trainer:</w:t>
             </w:r>
           </w:p>
         </w:tc>
@@ -3044,7 +3044,7 @@
                 <w:sz w:val="19"/>
                 <w:szCs w:val="19"/>
               </w:rPr>
-              <w:t xml:space="preserve">… „Du </w:t>
+              <w:t xml:space="preserve">„Du </w:t>
             </w:r>
             <w:r>
               <w:rPr>
@@ -3329,7 +3329,7 @@
           <w:sz w:val="19"/>
           <w:szCs w:val="19"/>
         </w:rPr>
-        <w:t xml:space="preserve">Der Trainer-Satz hängt im Abschnitt Vergangenheit zwischen Präteritum und Perfekt – sagte (erzählt) und hast gehoben (gesprochen) stehen im selben Satz.</w:t>
+        <w:t xml:space="preserve">Der Satz des Trainers ist auf zwei Streifen geteilt: „Danach sagte mein Trainer:“ (erzählt, Präteritum) und „Du hast super gehoben!“ (gesprochen, Perfekt). Sie hängen nebeneinander, so ist jede Zeitform eindeutig zuzuordnen.</w:t>
       </w:r>
     </w:p>
     <w:sectPr>

--- a/Deutsch_7A/Zeitformen_Zeitstrahl/Verlaufsplan_Zeitformen_Zeitstrahl.docx
+++ b/Deutsch_7A/Zeitformen_Zeitstrahl/Verlaufsplan_Zeitformen_Zeitstrahl.docx
@@ -347,7 +347,7 @@
                 <w:sz w:val="19"/>
                 <w:szCs w:val="19"/>
               </w:rPr>
-              <w:t xml:space="preserve">TZ 1  ordnen die Sätze eines Mustertextes am Zeitstrahl (vorher – Vergangenheit – jetzt – Zukunft),</w:t>
+              <w:t xml:space="preserve">TZ 1  ordnen die Sätze eines Mustertextes am Zeitstrahl (Vorvergangenheit – Vergangenheit – jetzt – Zukunft),</w:t>
             </w:r>
           </w:p>
           <w:p>
@@ -1080,7 +1080,7 @@
                 <w:sz w:val="19"/>
                 <w:szCs w:val="19"/>
               </w:rPr>
-              <w:t xml:space="preserve">Magnet-Kette: ordnen die Sätze am Zeitstrahl (vorher – Vergangenheit – jetzt – Zukunft), markieren Hilfsverb rot, Partizip II gelb, Infinitiv blau bzw. unterstreichen das finite Verb und begründen mit den Zeitangaben („Vor dem Wettkampf …“).</w:t>
+              <w:t xml:space="preserve">Magnet-Kette: ordnen die Sätze am Zeitstrahl (Vorvergangenheit – Vergangenheit – jetzt – Zukunft), markieren Hilfsverb rot, Partizip II gelb, Infinitiv blau bzw. unterstreichen das finite Verb und begründen mit den Zeitangaben („Vor dem Wettkampf …“).</w:t>
             </w:r>
           </w:p>
           <w:p>
@@ -2500,7 +2500,7 @@
                 <w:sz w:val="20"/>
                 <w:szCs w:val="20"/>
               </w:rPr>
-              <w:t xml:space="preserve">vorher</w:t>
+              <w:t xml:space="preserve">Vorvergangenheit</w:t>
             </w:r>
           </w:p>
         </w:tc>
